--- a/docs/kod-po-failam-lr1.docx
+++ b/docs/kod-po-failam-lr1.docx
@@ -47,7 +47,7 @@
           <w:sz w:val="21"/>
           <w:szCs w:val="21"/>
         </w:rPr>
-        <w:t xml:space="preserve">Приложение к «Подготовка к защите» — на случай вопроса «где именно в коде это считается / пишется»</w:t>
+        <w:t xml:space="preserve">Приложение к «Подготовка к защите» — на случай вопроса «где именно в коде это считается»</w:t>
       </w:r>
     </w:p>
     <w:p>
@@ -62,7 +62,22 @@
           <w:i w:val="false"/>
           <w:iCs w:val="false"/>
         </w:rPr>
-        <w:t xml:space="preserve">Этот файл — путеводитель по каждому файлу проекта: что в нём лежит, за что отвечает и какие конкретные строки кода отвечают на вопрос «где в коде происходит X». В конце — сводная шпаргалка «где что искать», если преподаватель спросит внезапно и нужно ответить за секунду.</w:t>
+        <w:t xml:space="preserve">Путеводитель по каждому файлу проекта: что в нём лежит, за что отвечает и какие строки отвечают на вопрос «где в коде происходит X». В конце — сводная шпаргалка «где что искать».</w:t>
+      </w:r>
+    </w:p>
+    <w:p>
+      <w:pPr>
+        <w:spacing w:after="140" w:line="300"/>
+      </w:pPr>
+      <w:r>
+        <w:rPr>
+          <w:rFonts w:ascii="Calibri" w:cs="Calibri" w:eastAsia="Calibri" w:hAnsi="Calibri"/>
+          <w:b w:val="false"/>
+          <w:bCs w:val="false"/>
+          <w:i w:val="false"/>
+          <w:iCs w:val="false"/>
+        </w:rPr>
+        <w:t xml:space="preserve">Сущность предметной области называется import_categories — это имя используется сквозно: в именах файлов, в коде, в трёх URL и в имени бакета MinIO.</w:t>
       </w:r>
     </w:p>
     <w:p>
@@ -111,7 +126,7 @@
           <w:sz w:val="19"/>
           <w:szCs w:val="19"/>
         </w:rPr>
-        <w:t xml:space="preserve">Model (данные)              View (обработка запроса)        Template (разметка)</w:t>
+        <w:t xml:space="preserve">Model (данные)                        View (обработка запроса)</w:t>
       </w:r>
     </w:p>
     <w:p>
@@ -127,13 +142,13 @@
           <w:sz w:val="19"/>
           <w:szCs w:val="19"/>
         </w:rPr>
-        <w:t xml:space="preserve">internal/app/ds/            internal/app/handler/            templates/*.html</w:t>
+        <w:t xml:space="preserve">internal/app/ds/import_category.go    internal/app/handler/import_categories.go</w:t>
       </w:r>
     </w:p>
     <w:p>
       <w:pPr>
         <w:shd w:fill="F2F1EC" w:val="clear"/>
-        <w:spacing w:after="160" w:line="260"/>
+        <w:spacing w:after="0" w:line="260"/>
         <w:ind w:left="200" w:right="200"/>
       </w:pPr>
       <w:r>
@@ -143,7 +158,55 @@
           <w:sz w:val="19"/>
           <w:szCs w:val="19"/>
         </w:rPr>
-        <w:t xml:space="preserve">internal/app/repository/</w:t>
+        <w:t xml:space="preserve">internal/app/repository/*.go</w:t>
+      </w:r>
+    </w:p>
+    <w:p>
+      <w:pPr>
+        <w:shd w:fill="F2F1EC" w:val="clear"/>
+        <w:spacing w:after="0" w:line="260"/>
+        <w:ind w:left="200" w:right="200"/>
+      </w:pPr>
+      <w:r>
+        <w:rPr>
+          <w:rFonts w:ascii="Consolas" w:cs="Consolas" w:eastAsia="Consolas" w:hAnsi="Consolas"/>
+          <w:color w:val="222222"/>
+          <w:sz w:val="19"/>
+          <w:szCs w:val="19"/>
+        </w:rPr>
+        <w:t xml:space="preserve"> </w:t>
+      </w:r>
+    </w:p>
+    <w:p>
+      <w:pPr>
+        <w:shd w:fill="F2F1EC" w:val="clear"/>
+        <w:spacing w:after="0" w:line="260"/>
+        <w:ind w:left="200" w:right="200"/>
+      </w:pPr>
+      <w:r>
+        <w:rPr>
+          <w:rFonts w:ascii="Consolas" w:cs="Consolas" w:eastAsia="Consolas" w:hAnsi="Consolas"/>
+          <w:color w:val="222222"/>
+          <w:sz w:val="19"/>
+          <w:szCs w:val="19"/>
+        </w:rPr>
+        <w:t xml:space="preserve">Template (разметка)</w:t>
+      </w:r>
+    </w:p>
+    <w:p>
+      <w:pPr>
+        <w:shd w:fill="F2F1EC" w:val="clear"/>
+        <w:spacing w:after="160" w:line="260"/>
+        <w:ind w:left="200" w:right="200"/>
+      </w:pPr>
+      <w:r>
+        <w:rPr>
+          <w:rFonts w:ascii="Consolas" w:cs="Consolas" w:eastAsia="Consolas" w:hAnsi="Consolas"/>
+          <w:color w:val="222222"/>
+          <w:sz w:val="19"/>
+          <w:szCs w:val="19"/>
+        </w:rPr>
+        <w:t xml:space="preserve">templates/import_category.html, import_categories.html, import_category_add.html</w:t>
       </w:r>
     </w:p>
     <w:p>
@@ -173,7 +236,7 @@
           <w:bCs/>
           <w:color w:val="1A1A1A"/>
         </w:rPr>
-        <w:t xml:space="preserve">Путь одного запроса — GET /feed/3</w:t>
+        <w:t xml:space="preserve">Путь одного запроса — GET /import_categories/feed/3</w:t>
       </w:r>
     </w:p>
     <w:p>
@@ -189,7 +252,7 @@
         <w:rPr>
           <w:rFonts w:ascii="Calibri" w:cs="Calibri" w:eastAsia="Calibri" w:hAnsi="Calibri"/>
         </w:rPr>
-        <w:t xml:space="preserve">Gin-роутер (настроен в server.go → handler.RegisterHandler) видит URL /feed/3 и вызывает функцию Handler.FeedPage.</w:t>
+        <w:t xml:space="preserve">Gin-роутер (настроен в server.go → handler.RegisterHandler) вызывает Handler.ImportCategoryFeed.</w:t>
       </w:r>
     </w:p>
     <w:p>
@@ -205,7 +268,7 @@
         <w:rPr>
           <w:rFonts w:ascii="Calibri" w:cs="Calibri" w:eastAsia="Calibri" w:hAnsi="Calibri"/>
         </w:rPr>
-        <w:t xml:space="preserve">FeedPage достаёт id=3 из URL и зовёт Repository.GetByID(3) — это поход в Model.</w:t>
+        <w:t xml:space="preserve">Обработчик достаёт id=3 из URL и зовёт Repository.ImportCategoryByID(3) — это поход в Model.</w:t>
       </w:r>
     </w:p>
     <w:p>
@@ -221,7 +284,7 @@
         <w:rPr>
           <w:rFonts w:ascii="Calibri" w:cs="Calibri" w:eastAsia="Calibri" w:hAnsi="Calibri"/>
         </w:rPr>
-        <w:t xml:space="preserve">Repository ищет в массиве categories запись с ID=3 и статусом published.</w:t>
+        <w:t xml:space="preserve">Репозиторий ищет в массиве запись с ID=3 и статусом active.</w:t>
       </w:r>
     </w:p>
     <w:p>
@@ -237,7 +300,7 @@
         <w:rPr>
           <w:rFonts w:ascii="Calibri" w:cs="Calibri" w:eastAsia="Calibri" w:hAnsi="Calibri"/>
         </w:rPr>
-        <w:t xml:space="preserve">FeedPage кладёт результат в gin.H{...} и вызывает c.HTML(200, "feed.html", data) — обращение к Template.</w:t>
+        <w:t xml:space="preserve">Обработчик кладёт результат в gin.H и вызывает c.HTML(200, "import_category.html", data).</w:t>
       </w:r>
     </w:p>
     <w:p>
@@ -286,87 +349,7 @@
           <w:i w:val="false"/>
           <w:iCs w:val="false"/>
         </w:rPr>
-        <w:t xml:space="preserve">Точка входа. Печатает лог «приложение запускается» и вызывает api.StartServer(). Больше ничего — вся логика сборки вынесена в internal/api, чтобы main был максимально тонким.</w:t>
-      </w:r>
-    </w:p>
-    <w:p>
-      <w:pPr>
-        <w:shd w:fill="F2F1EC" w:val="clear"/>
-        <w:spacing w:after="0" w:line="260"/>
-        <w:ind w:left="200" w:right="200"/>
-      </w:pPr>
-      <w:r>
-        <w:rPr>
-          <w:rFonts w:ascii="Consolas" w:cs="Consolas" w:eastAsia="Consolas" w:hAnsi="Consolas"/>
-          <w:color w:val="222222"/>
-          <w:sz w:val="19"/>
-          <w:szCs w:val="19"/>
-        </w:rPr>
-        <w:t xml:space="preserve">func main() {</w:t>
-      </w:r>
-    </w:p>
-    <w:p>
-      <w:pPr>
-        <w:shd w:fill="F2F1EC" w:val="clear"/>
-        <w:spacing w:after="0" w:line="260"/>
-        <w:ind w:left="200" w:right="200"/>
-      </w:pPr>
-      <w:r>
-        <w:rPr>
-          <w:rFonts w:ascii="Consolas" w:cs="Consolas" w:eastAsia="Consolas" w:hAnsi="Consolas"/>
-          <w:color w:val="222222"/>
-          <w:sz w:val="19"/>
-          <w:szCs w:val="19"/>
-        </w:rPr>
-        <w:t xml:space="preserve">    log.Println("Приложение запускается")</w:t>
-      </w:r>
-    </w:p>
-    <w:p>
-      <w:pPr>
-        <w:shd w:fill="F2F1EC" w:val="clear"/>
-        <w:spacing w:after="0" w:line="260"/>
-        <w:ind w:left="200" w:right="200"/>
-      </w:pPr>
-      <w:r>
-        <w:rPr>
-          <w:rFonts w:ascii="Consolas" w:cs="Consolas" w:eastAsia="Consolas" w:hAnsi="Consolas"/>
-          <w:color w:val="222222"/>
-          <w:sz w:val="19"/>
-          <w:szCs w:val="19"/>
-        </w:rPr>
-        <w:t xml:space="preserve">    api.StartServer()</w:t>
-      </w:r>
-    </w:p>
-    <w:p>
-      <w:pPr>
-        <w:shd w:fill="F2F1EC" w:val="clear"/>
-        <w:spacing w:after="0" w:line="260"/>
-        <w:ind w:left="200" w:right="200"/>
-      </w:pPr>
-      <w:r>
-        <w:rPr>
-          <w:rFonts w:ascii="Consolas" w:cs="Consolas" w:eastAsia="Consolas" w:hAnsi="Consolas"/>
-          <w:color w:val="222222"/>
-          <w:sz w:val="19"/>
-          <w:szCs w:val="19"/>
-        </w:rPr>
-        <w:t xml:space="preserve">    log.Println("Приложение завершило работу")</w:t>
-      </w:r>
-    </w:p>
-    <w:p>
-      <w:pPr>
-        <w:shd w:fill="F2F1EC" w:val="clear"/>
-        <w:spacing w:after="160" w:line="260"/>
-        <w:ind w:left="200" w:right="200"/>
-      </w:pPr>
-      <w:r>
-        <w:rPr>
-          <w:rFonts w:ascii="Consolas" w:cs="Consolas" w:eastAsia="Consolas" w:hAnsi="Consolas"/>
-          <w:color w:val="222222"/>
-          <w:sz w:val="19"/>
-          <w:szCs w:val="19"/>
-        </w:rPr>
-        <w:t xml:space="preserve">}</w:t>
+        <w:t xml:space="preserve">Точка входа. Печатает лог и вызывает api.StartServer(). Больше ничего — вся логика сборки вынесена в internal/api, чтобы main был тонким.</w:t>
       </w:r>
     </w:p>
     <w:p>
@@ -385,21 +368,6 @@
           <w:color w:val="1A1A1A"/>
         </w:rPr>
         <w:t xml:space="preserve">3. internal/api/server.go</w:t>
-      </w:r>
-    </w:p>
-    <w:p>
-      <w:pPr>
-        <w:spacing w:after="140" w:line="300"/>
-      </w:pPr>
-      <w:r>
-        <w:rPr>
-          <w:rFonts w:ascii="Calibri" w:cs="Calibri" w:eastAsia="Calibri" w:hAnsi="Calibri"/>
-          <w:b w:val="false"/>
-          <w:bCs w:val="false"/>
-          <w:i w:val="false"/>
-          <w:iCs w:val="false"/>
-        </w:rPr>
-        <w:t xml:space="preserve">Собирает приложение целиком:</w:t>
       </w:r>
     </w:p>
     <w:p>
@@ -415,7 +383,7 @@
         <w:rPr>
           <w:rFonts w:ascii="Calibri" w:cs="Calibri" w:eastAsia="Calibri" w:hAnsi="Calibri"/>
         </w:rPr>
-        <w:t xml:space="preserve">LoadConfig() — читает из переменных окружения APP_ADDR (порт сервера) и MEDIA_BASE_URL (откуда брать картинки — MinIO или локальная папка), с дефолтами.</w:t>
+        <w:t xml:space="preserve">LoadConfig() — читает переменные окружения APP_ADDR (порт) и MEDIA_BASE_URL (откуда брать медиа), с дефолтами. По умолчанию медиа берутся из http://localhost:9000/import-categories.</w:t>
       </w:r>
     </w:p>
     <w:p>
@@ -431,7 +399,7 @@
         <w:rPr>
           <w:rFonts w:ascii="Calibri" w:cs="Calibri" w:eastAsia="Calibri" w:hAnsi="Calibri"/>
         </w:rPr>
-        <w:t xml:space="preserve">StartServer() — создаёт логгер (logrus), создаёт репозиторий (repository.New(cfg.MediaBaseURL)), создаёт обработчик (handler.New(repo, logger)).</w:t>
+        <w:t xml:space="preserve">StartServer() — создаёт логгер (logrus), репозиторий (repository.New) и обработчик (handler.New).</w:t>
       </w:r>
     </w:p>
     <w:p>
@@ -447,7 +415,7 @@
         <w:rPr>
           <w:rFonts w:ascii="Calibri" w:cs="Calibri" w:eastAsia="Calibri" w:hAnsi="Calibri"/>
         </w:rPr>
-        <w:t xml:space="preserve">router.LoadHTMLGlob("templates/*.html") — компилирует все шаблоны один раз при старте сервера.</w:t>
+        <w:t xml:space="preserve">router.LoadHTMLGlob("templates/*.html") — компилирует все шаблоны один раз при старте.</w:t>
       </w:r>
     </w:p>
     <w:p>
@@ -463,7 +431,7 @@
         <w:rPr>
           <w:rFonts w:ascii="Calibri" w:cs="Calibri" w:eastAsia="Calibri" w:hAnsi="Calibri"/>
         </w:rPr>
-        <w:t xml:space="preserve">router.Static("/resources", ...) и router.Static("/media", ...) — отдают статику: CSS и резервные картинки, если MinIO не поднят.</w:t>
+        <w:t xml:space="preserve">router.Static("/resources", ...) и router.Static("/media", ...) — отдают CSS и резервные медиа.</w:t>
       </w:r>
     </w:p>
     <w:p>
@@ -479,7 +447,40 @@
         <w:rPr>
           <w:rFonts w:ascii="Calibri" w:cs="Calibri" w:eastAsia="Calibri" w:hAnsi="Calibri"/>
         </w:rPr>
-        <w:t xml:space="preserve">h.RegisterHandler(router) — регистрирует все маршруты приложения.</w:t>
+        <w:t xml:space="preserve">h.RegisterHandler(router) — регистрирует маршруты; router.Run(cfg.Addr) — запускает сервер.</w:t>
+      </w:r>
+    </w:p>
+    <w:p>
+      <w:pPr>
+        <w:spacing w:after="140" w:line="300"/>
+      </w:pPr>
+      <w:r>
+        <w:rPr>
+          <w:rFonts w:ascii="Calibri" w:cs="Calibri" w:eastAsia="Calibri" w:hAnsi="Calibri"/>
+          <w:b w:val="false"/>
+          <w:bCs w:val="false"/>
+          <w:i/>
+          <w:iCs/>
+        </w:rPr>
+        <w:t xml:space="preserve">Если спросят «где настраивается порт» или «где подключаются шаблоны» — ответ здесь.</w:t>
+      </w:r>
+    </w:p>
+    <w:p>
+      <w:pPr>
+        <w:pStyle w:val="Heading1"/>
+        <w:pBdr>
+          <w:bottom w:val="single" w:color="B8860B" w:sz="6"/>
+        </w:pBdr>
+        <w:spacing w:after="160" w:before="360"/>
+      </w:pPr>
+      <w:r>
+        <w:rPr>
+          <w:rFonts w:ascii="Calibri" w:cs="Calibri" w:eastAsia="Calibri" w:hAnsi="Calibri"/>
+          <w:b/>
+          <w:bCs/>
+          <w:color w:val="1A1A1A"/>
+        </w:rPr>
+        <w:t xml:space="preserve">4. internal/app/ds/import_category.go (Model, часть 1 — структуры)</w:t>
       </w:r>
     </w:p>
     <w:p>
@@ -495,55 +496,7 @@
         <w:rPr>
           <w:rFonts w:ascii="Calibri" w:cs="Calibri" w:eastAsia="Calibri" w:hAnsi="Calibri"/>
         </w:rPr>
-        <w:t xml:space="preserve">router.Run(cfg.Addr) — запускает HTTP-сервер.</w:t>
-      </w:r>
-    </w:p>
-    <w:p>
-      <w:pPr>
-        <w:spacing w:after="140" w:line="300"/>
-      </w:pPr>
-      <w:r>
-        <w:rPr>
-          <w:rFonts w:ascii="Calibri" w:cs="Calibri" w:eastAsia="Calibri" w:hAnsi="Calibri"/>
-          <w:b w:val="false"/>
-          <w:bCs w:val="false"/>
-          <w:i/>
-          <w:iCs/>
-        </w:rPr>
-        <w:t xml:space="preserve">Если спросят «где настраивается порт» или «где подключаются шаблоны» — ответ здесь.</w:t>
-      </w:r>
-    </w:p>
-    <w:p>
-      <w:pPr>
-        <w:pStyle w:val="Heading1"/>
-        <w:pBdr>
-          <w:bottom w:val="single" w:color="B8860B" w:sz="6"/>
-        </w:pBdr>
-        <w:spacing w:after="160" w:before="360"/>
-      </w:pPr>
-      <w:r>
-        <w:rPr>
-          <w:rFonts w:ascii="Calibri" w:cs="Calibri" w:eastAsia="Calibri" w:hAnsi="Calibri"/>
-          <w:b/>
-          <w:bCs/>
-          <w:color w:val="1A1A1A"/>
-        </w:rPr>
-        <w:t xml:space="preserve">4. internal/app/ds/service.go (Model, часть 1 — структуры)</w:t>
-      </w:r>
-    </w:p>
-    <w:p>
-      <w:pPr>
-        <w:spacing w:after="140" w:line="300"/>
-      </w:pPr>
-      <w:r>
-        <w:rPr>
-          <w:rFonts w:ascii="Calibri" w:cs="Calibri" w:eastAsia="Calibri" w:hAnsi="Calibri"/>
-          <w:b w:val="false"/>
-          <w:bCs w:val="false"/>
-          <w:i w:val="false"/>
-          <w:iCs w:val="false"/>
-        </w:rPr>
-        <w:t xml:space="preserve">«Чистые данные», без обращения к коллекции.</w:t>
+        <w:t xml:space="preserve">type Status string + константы StatusActive и StatusDeleted — два состояния услуги.</w:t>
       </w:r>
     </w:p>
     <w:p>
@@ -559,7 +512,7 @@
         <w:rPr>
           <w:rFonts w:ascii="Calibri" w:cs="Calibri" w:eastAsia="Calibri" w:hAnsi="Calibri"/>
         </w:rPr>
-        <w:t xml:space="preserve">type Status string + константы StatusDraft / StatusPublished / StatusDeleted — три состояния услуги.</w:t>
+        <w:t xml:space="preserve">type ImportCategory struct — сама услуга: ID, Slug, Title, Shape, ProductionCenter, Region, DateStart, DateEnd, Diagnostics, Description, FindsCount, ImageURL, VideoURL, LikedBy, Status.</w:t>
       </w:r>
     </w:p>
     <w:p>
@@ -575,53 +528,7 @@
         <w:rPr>
           <w:rFonts w:ascii="Calibri" w:cs="Calibri" w:eastAsia="Calibri" w:hAnsi="Calibri"/>
         </w:rPr>
-        <w:t xml:space="preserve">type ImportCategory struct — сама услуга: ID, Slug (для URL картинки), текстовые поля (Title, Shape, ProductionCenter, Region, Period, Diagnostics, Description), FindsCount int, ImageURL/VideoURL string, LikedBy []int, Status.</w:t>
-      </w:r>
-    </w:p>
-    <w:p>
-      <w:pPr>
-        <w:pStyle w:val="Heading2"/>
-        <w:spacing w:after="120" w:before="260"/>
-      </w:pPr>
-      <w:r>
-        <w:rPr>
-          <w:rFonts w:ascii="Calibri" w:cs="Calibri" w:eastAsia="Calibri" w:hAnsi="Calibri"/>
-          <w:b/>
-          <w:bCs/>
-          <w:color w:val="1A1A1A"/>
-        </w:rPr>
-        <w:t xml:space="preserve">Вот где считаются лайки</w:t>
-      </w:r>
-    </w:p>
-    <w:p>
-      <w:pPr>
-        <w:shd w:fill="F2F1EC" w:val="clear"/>
-        <w:spacing w:after="160" w:line="260"/>
-        <w:ind w:left="200" w:right="200"/>
-      </w:pPr>
-      <w:r>
-        <w:rPr>
-          <w:rFonts w:ascii="Consolas" w:cs="Consolas" w:eastAsia="Consolas" w:hAnsi="Consolas"/>
-          <w:color w:val="222222"/>
-          <w:sz w:val="19"/>
-          <w:szCs w:val="19"/>
-        </w:rPr>
-        <w:t xml:space="preserve">func (c ImportCategory) Likes() int { return len(c.LikedBy) }</w:t>
-      </w:r>
-    </w:p>
-    <w:p>
-      <w:pPr>
-        <w:spacing w:after="140" w:line="300"/>
-      </w:pPr>
-      <w:r>
-        <w:rPr>
-          <w:rFonts w:ascii="Calibri" w:cs="Calibri" w:eastAsia="Calibri" w:hAnsi="Calibri"/>
-          <w:b w:val="false"/>
-          <w:bCs w:val="false"/>
-          <w:i w:val="false"/>
-          <w:iCs w:val="false"/>
-        </w:rPr>
-        <w:t xml:space="preserve">Лайк — это не число, а срез ID пользователей LikedBy. Метод Likes() просто возвращает длину этого среза. Используется в шаблонах:</w:t>
+        <w:t xml:space="preserve">func BCE(year int) time.Time — конструктор даты по году до нашей эры; здесь же комментарий, объясняющий, почему год хранится положительным числом.</w:t>
       </w:r>
     </w:p>
     <w:p>
@@ -637,23 +544,7 @@
         <w:rPr>
           <w:rFonts w:ascii="Calibri" w:cs="Calibri" w:eastAsia="Calibri" w:hAnsi="Calibri"/>
         </w:rPr>
-        <w:t xml:space="preserve">templates/feed.html, строка 41 — {{.Category.Likes}}</w:t>
-      </w:r>
-    </w:p>
-    <w:p>
-      <w:pPr>
-        <w:pStyle w:val="ListParagraph"/>
-        <w:numPr>
-          <w:ilvl w:val="0"/>
-          <w:numId w:val="1"/>
-        </w:numPr>
-        <w:spacing w:after="80" w:line="280"/>
-      </w:pPr>
-      <w:r>
-        <w:rPr>
-          <w:rFonts w:ascii="Calibri" w:cs="Calibri" w:eastAsia="Calibri" w:hAnsi="Calibri"/>
-        </w:rPr>
-        <w:t xml:space="preserve">templates/catalog.html, строка 62 — {{.Likes}}</w:t>
+        <w:t xml:space="preserve">Методы форматирования для шаблонов: PeriodLabel() («620–480 гг. до н. э.»), PeriodShort() для карточки, DateStartLabel(), DateStartInput() (значение для input type=date).</w:t>
       </w:r>
     </w:p>
     <w:p>
@@ -668,7 +559,23 @@
           <w:bCs/>
           <w:color w:val="1A1A1A"/>
         </w:rPr>
-        <w:t xml:space="preserve">RegionShare — вспомогательная структура для будущей «заявки»</w:t>
+        <w:t xml:space="preserve">Вот где считаются лайки</w:t>
+      </w:r>
+    </w:p>
+    <w:p>
+      <w:pPr>
+        <w:shd w:fill="F2F1EC" w:val="clear"/>
+        <w:spacing w:after="160" w:line="260"/>
+        <w:ind w:left="200" w:right="200"/>
+      </w:pPr>
+      <w:r>
+        <w:rPr>
+          <w:rFonts w:ascii="Consolas" w:cs="Consolas" w:eastAsia="Consolas" w:hAnsi="Consolas"/>
+          <w:color w:val="222222"/>
+          <w:sz w:val="19"/>
+          <w:szCs w:val="19"/>
+        </w:rPr>
+        <w:t xml:space="preserve">func (c ImportCategory) Likes() int { return len(c.LikedBy) }</w:t>
       </w:r>
     </w:p>
     <w:p>
@@ -683,7 +590,37 @@
           <w:i w:val="false"/>
           <w:iCs w:val="false"/>
         </w:rPr>
-        <w:t xml:space="preserve">Поля: Region, Finds, Categories, Percent. Методы: PercentLabel() (форматирование «29.2%») и BarWidth(max) (ширина полосы диаграммы, нормированная по максимуму).</w:t>
+        <w:t xml:space="preserve">Лайк — не число, а срез ID пользователей LikedBy; метод возвращает его длину. Используется в шаблонах: import_category.html (правый рельс) и import_categories.html (подвал карточки).</w:t>
+      </w:r>
+    </w:p>
+    <w:p>
+      <w:pPr>
+        <w:pStyle w:val="Heading2"/>
+        <w:spacing w:after="120" w:before="260"/>
+      </w:pPr>
+      <w:r>
+        <w:rPr>
+          <w:rFonts w:ascii="Calibri" w:cs="Calibri" w:eastAsia="Calibri" w:hAnsi="Calibri"/>
+          <w:b/>
+          <w:bCs/>
+          <w:color w:val="1A1A1A"/>
+        </w:rPr>
+        <w:t xml:space="preserve">RegionShare — структура для будущей «заявки»</w:t>
+      </w:r>
+    </w:p>
+    <w:p>
+      <w:pPr>
+        <w:spacing w:after="140" w:line="300"/>
+      </w:pPr>
+      <w:r>
+        <w:rPr>
+          <w:rFonts w:ascii="Calibri" w:cs="Calibri" w:eastAsia="Calibri" w:hAnsi="Calibri"/>
+          <w:b w:val="false"/>
+          <w:bCs w:val="false"/>
+          <w:i w:val="false"/>
+          <w:iCs w:val="false"/>
+        </w:rPr>
+        <w:t xml:space="preserve">Поля Region, Finds, Categories, Percent и методы PercentLabel() и BarWidth(max) — ширина полосы диаграммы, нормированная по максимуму.</w:t>
       </w:r>
     </w:p>
     <w:p>
@@ -701,7 +638,7 @@
           <w:bCs/>
           <w:color w:val="1A1A1A"/>
         </w:rPr>
-        <w:t xml:space="preserve">5. internal/app/repository/data.go (Model, часть 2 — данные)</w:t>
+        <w:t xml:space="preserve">5. internal/app/repository/import_categories_data.go (Model, часть 2 — данные)</w:t>
       </w:r>
     </w:p>
     <w:p>
@@ -716,7 +653,7 @@
           <w:i w:val="false"/>
           <w:iCs w:val="false"/>
         </w:rPr>
-        <w:t xml:space="preserve">Константа Site (название памятника) и переменная seed []ds.ImportCategory — 16 захардкоженных записей: 14 published, 1 draft (книдские амфоры), 1 deleted (мендейские амфоры).</w:t>
+        <w:t xml:space="preserve">Константа Site (название памятника) и переменная importCategories — 16 записей: 15 со статусом active и 1 со статусом deleted (мендейские амфоры).</w:t>
       </w:r>
     </w:p>
     <w:p>
@@ -731,7 +668,7 @@
           <w:i w:val="false"/>
           <w:iCs w:val="false"/>
         </w:rPr>
-        <w:t xml:space="preserve">Это единственное место, где перечислены сами услуги — если нужно добавить или поменять категорию, править здесь.</w:t>
+        <w:t xml:space="preserve">Это единственное место, где перечислены сами услуги. Даты задаются конструктором ds.BCE: DateStart: ds.BCE(620), DateEnd: ds.BCE(480).</w:t>
       </w:r>
     </w:p>
     <w:p>
@@ -749,7 +686,7 @@
           <w:bCs/>
           <w:color w:val="1A1A1A"/>
         </w:rPr>
-        <w:t xml:space="preserve">6. internal/app/repository/repository.go (Model, часть 3 — логика)</w:t>
+        <w:t xml:space="preserve">6. internal/app/repository/import_categories.go (Model, часть 3 — логика)</w:t>
       </w:r>
     </w:p>
     <w:p>
@@ -764,7 +701,7 @@
           <w:i w:val="false"/>
           <w:iCs w:val="false"/>
         </w:rPr>
-        <w:t xml:space="preserve">Самый «вычислительный» файл проекта. Держит type Repository struct { categories []ds.ImportCategory } и методы:</w:t>
+        <w:t xml:space="preserve">Самый вычислительный файл. Держит type Repository struct { importCategories []ds.ImportCategory } и методы:</w:t>
       </w:r>
     </w:p>
     <w:tbl>
@@ -780,8 +717,8 @@
         </w:tblBorders>
       </w:tblPr>
       <w:tblGrid>
-        <w:gridCol w:w="2600"/>
-        <w:gridCol w:w="6800"/>
+        <w:gridCol w:w="3000"/>
+        <w:gridCol w:w="6400"/>
       </w:tblGrid>
       <w:tr>
         <w:trPr>
@@ -789,7 +726,7 @@
         </w:trPr>
         <w:tc>
           <w:tcPr>
-            <w:tcW w:type="dxa" w:w="2600"/>
+            <w:tcW w:type="dxa" w:w="3000"/>
             <w:shd w:fill="1A1A1A" w:val="clear"/>
             <w:tcMar>
               <w:top w:type="dxa" w:w="80"/>
@@ -814,7 +751,7 @@
         </w:tc>
         <w:tc>
           <w:tcPr>
-            <w:tcW w:type="dxa" w:w="6800"/>
+            <w:tcW w:type="dxa" w:w="6400"/>
             <w:shd w:fill="1A1A1A" w:val="clear"/>
             <w:tcMar>
               <w:top w:type="dxa" w:w="80"/>
@@ -833,7 +770,7 @@
                 <w:sz w:val="19"/>
                 <w:szCs w:val="19"/>
               </w:rPr>
-              <w:t xml:space="preserve">Что считает</w:t>
+              <w:t xml:space="preserve">Что делает</w:t>
             </w:r>
           </w:p>
         </w:tc>
@@ -841,7 +778,7 @@
       <w:tr>
         <w:tc>
           <w:tcPr>
-            <w:tcW w:type="dxa" w:w="2600"/>
+            <w:tcW w:type="dxa" w:w="3000"/>
             <w:tcMar>
               <w:top w:type="dxa" w:w="80"/>
               <w:left w:type="dxa" w:w="100"/>
@@ -865,25 +802,25 @@
         </w:tc>
         <w:tc>
           <w:tcPr>
-            <w:tcW w:type="dxa" w:w="6800"/>
-            <w:tcMar>
-              <w:top w:type="dxa" w:w="80"/>
-              <w:left w:type="dxa" w:w="100"/>
-              <w:bottom w:type="dxa" w:w="80"/>
-              <w:right w:type="dxa" w:w="100"/>
-            </w:tcMar>
-          </w:tcPr>
-          <w:p>
-            <w:r>
-              <w:rPr>
-                <w:rFonts w:ascii="Calibri" w:cs="Calibri" w:eastAsia="Calibri" w:hAnsi="Calibri"/>
-                <w:b w:val="false"/>
-                <w:bCs w:val="false"/>
-                <w:color w:val="111111"/>
-                <w:sz w:val="19"/>
-                <w:szCs w:val="19"/>
-              </w:rPr>
-              <w:t xml:space="preserve">копирует seed и формирует ссылки на картинки: items[i].ImageURL = fmt.Sprintf("%s/img/%s.jpg", base, items[i].Slug)</w:t>
+            <w:tcW w:type="dxa" w:w="6400"/>
+            <w:tcMar>
+              <w:top w:type="dxa" w:w="80"/>
+              <w:left w:type="dxa" w:w="100"/>
+              <w:bottom w:type="dxa" w:w="80"/>
+              <w:right w:type="dxa" w:w="100"/>
+            </w:tcMar>
+          </w:tcPr>
+          <w:p>
+            <w:r>
+              <w:rPr>
+                <w:rFonts w:ascii="Calibri" w:cs="Calibri" w:eastAsia="Calibri" w:hAnsi="Calibri"/>
+                <w:b w:val="false"/>
+                <w:bCs w:val="false"/>
+                <w:color w:val="111111"/>
+                <w:sz w:val="19"/>
+                <w:szCs w:val="19"/>
+              </w:rPr>
+              <w:t xml:space="preserve">копирует данные и формирует ссылки на объекты MinIO: ImageURL и VideoURL из Slug</w:t>
             </w:r>
           </w:p>
         </w:tc>
@@ -891,49 +828,49 @@
       <w:tr>
         <w:tc>
           <w:tcPr>
-            <w:tcW w:type="dxa" w:w="2600"/>
-            <w:tcMar>
-              <w:top w:type="dxa" w:w="80"/>
-              <w:left w:type="dxa" w:w="100"/>
-              <w:bottom w:type="dxa" w:w="80"/>
-              <w:right w:type="dxa" w:w="100"/>
-            </w:tcMar>
-          </w:tcPr>
-          <w:p>
-            <w:r>
-              <w:rPr>
-                <w:rFonts w:ascii="Calibri" w:cs="Calibri" w:eastAsia="Calibri" w:hAnsi="Calibri"/>
-                <w:b w:val="false"/>
-                <w:bCs w:val="false"/>
-                <w:color w:val="111111"/>
-                <w:sz w:val="19"/>
-                <w:szCs w:val="19"/>
-              </w:rPr>
-              <w:t xml:space="preserve">GetPublished(minFinds)</w:t>
-            </w:r>
-          </w:p>
-        </w:tc>
-        <w:tc>
-          <w:tcPr>
-            <w:tcW w:type="dxa" w:w="6800"/>
-            <w:tcMar>
-              <w:top w:type="dxa" w:w="80"/>
-              <w:left w:type="dxa" w:w="100"/>
-              <w:bottom w:type="dxa" w:w="80"/>
-              <w:right w:type="dxa" w:w="100"/>
-            </w:tcMar>
-          </w:tcPr>
-          <w:p>
-            <w:r>
-              <w:rPr>
-                <w:rFonts w:ascii="Calibri" w:cs="Calibri" w:eastAsia="Calibri" w:hAnsi="Calibri"/>
-                <w:b w:val="false"/>
-                <w:bCs w:val="false"/>
-                <w:color w:val="111111"/>
-                <w:sz w:val="19"/>
-                <w:szCs w:val="19"/>
-              </w:rPr>
-              <w:t xml:space="preserve">фильтр: Status == published И FindsCount &gt;= minFinds, сортировка по убыванию находок — здесь происходит фильтрация каталога</w:t>
+            <w:tcW w:type="dxa" w:w="3000"/>
+            <w:tcMar>
+              <w:top w:type="dxa" w:w="80"/>
+              <w:left w:type="dxa" w:w="100"/>
+              <w:bottom w:type="dxa" w:w="80"/>
+              <w:right w:type="dxa" w:w="100"/>
+            </w:tcMar>
+          </w:tcPr>
+          <w:p>
+            <w:r>
+              <w:rPr>
+                <w:rFonts w:ascii="Calibri" w:cs="Calibri" w:eastAsia="Calibri" w:hAnsi="Calibri"/>
+                <w:b w:val="false"/>
+                <w:bCs w:val="false"/>
+                <w:color w:val="111111"/>
+                <w:sz w:val="19"/>
+                <w:szCs w:val="19"/>
+              </w:rPr>
+              <w:t xml:space="preserve">ImportCategories(notLaterThan)</w:t>
+            </w:r>
+          </w:p>
+        </w:tc>
+        <w:tc>
+          <w:tcPr>
+            <w:tcW w:type="dxa" w:w="6400"/>
+            <w:tcMar>
+              <w:top w:type="dxa" w:w="80"/>
+              <w:left w:type="dxa" w:w="100"/>
+              <w:bottom w:type="dxa" w:w="80"/>
+              <w:right w:type="dxa" w:w="100"/>
+            </w:tcMar>
+          </w:tcPr>
+          <w:p>
+            <w:r>
+              <w:rPr>
+                <w:rFonts w:ascii="Calibri" w:cs="Calibri" w:eastAsia="Calibri" w:hAnsi="Calibri"/>
+                <w:b w:val="false"/>
+                <w:bCs w:val="false"/>
+                <w:color w:val="111111"/>
+                <w:sz w:val="19"/>
+                <w:szCs w:val="19"/>
+              </w:rPr>
+              <w:t xml:space="preserve">фильтр: только статус active и дата начала не позже выбранной; сортировка хронологическая — здесь происходит фильтрация</w:t>
             </w:r>
           </w:p>
         </w:tc>
@@ -941,49 +878,49 @@
       <w:tr>
         <w:tc>
           <w:tcPr>
-            <w:tcW w:type="dxa" w:w="2600"/>
-            <w:tcMar>
-              <w:top w:type="dxa" w:w="80"/>
-              <w:left w:type="dxa" w:w="100"/>
-              <w:bottom w:type="dxa" w:w="80"/>
-              <w:right w:type="dxa" w:w="100"/>
-            </w:tcMar>
-          </w:tcPr>
-          <w:p>
-            <w:r>
-              <w:rPr>
-                <w:rFonts w:ascii="Calibri" w:cs="Calibri" w:eastAsia="Calibri" w:hAnsi="Calibri"/>
-                <w:b w:val="false"/>
-                <w:bCs w:val="false"/>
-                <w:color w:val="111111"/>
-                <w:sz w:val="19"/>
-                <w:szCs w:val="19"/>
-              </w:rPr>
-              <w:t xml:space="preserve">GetByID(id)</w:t>
-            </w:r>
-          </w:p>
-        </w:tc>
-        <w:tc>
-          <w:tcPr>
-            <w:tcW w:type="dxa" w:w="6800"/>
-            <w:tcMar>
-              <w:top w:type="dxa" w:w="80"/>
-              <w:left w:type="dxa" w:w="100"/>
-              <w:bottom w:type="dxa" w:w="80"/>
-              <w:right w:type="dxa" w:w="100"/>
-            </w:tcMar>
-          </w:tcPr>
-          <w:p>
-            <w:r>
-              <w:rPr>
-                <w:rFonts w:ascii="Calibri" w:cs="Calibri" w:eastAsia="Calibri" w:hAnsi="Calibri"/>
-                <w:b w:val="false"/>
-                <w:bCs w:val="false"/>
-                <w:color w:val="111111"/>
-                <w:sz w:val="19"/>
-                <w:szCs w:val="19"/>
-              </w:rPr>
-              <w:t xml:space="preserve">одна опубликованная услуга по ID (для ленты)</w:t>
+            <w:tcW w:type="dxa" w:w="3000"/>
+            <w:tcMar>
+              <w:top w:type="dxa" w:w="80"/>
+              <w:left w:type="dxa" w:w="100"/>
+              <w:bottom w:type="dxa" w:w="80"/>
+              <w:right w:type="dxa" w:w="100"/>
+            </w:tcMar>
+          </w:tcPr>
+          <w:p>
+            <w:r>
+              <w:rPr>
+                <w:rFonts w:ascii="Calibri" w:cs="Calibri" w:eastAsia="Calibri" w:hAnsi="Calibri"/>
+                <w:b w:val="false"/>
+                <w:bCs w:val="false"/>
+                <w:color w:val="111111"/>
+                <w:sz w:val="19"/>
+                <w:szCs w:val="19"/>
+              </w:rPr>
+              <w:t xml:space="preserve">ImportCategoryByID(id)</w:t>
+            </w:r>
+          </w:p>
+        </w:tc>
+        <w:tc>
+          <w:tcPr>
+            <w:tcW w:type="dxa" w:w="6400"/>
+            <w:tcMar>
+              <w:top w:type="dxa" w:w="80"/>
+              <w:left w:type="dxa" w:w="100"/>
+              <w:bottom w:type="dxa" w:w="80"/>
+              <w:right w:type="dxa" w:w="100"/>
+            </w:tcMar>
+          </w:tcPr>
+          <w:p>
+            <w:r>
+              <w:rPr>
+                <w:rFonts w:ascii="Calibri" w:cs="Calibri" w:eastAsia="Calibri" w:hAnsi="Calibri"/>
+                <w:b w:val="false"/>
+                <w:bCs w:val="false"/>
+                <w:color w:val="111111"/>
+                <w:sz w:val="19"/>
+                <w:szCs w:val="19"/>
+              </w:rPr>
+              <w:t xml:space="preserve">одна действующая категория по идентификатору (для ленты)</w:t>
             </w:r>
           </w:p>
         </w:tc>
@@ -991,49 +928,49 @@
       <w:tr>
         <w:tc>
           <w:tcPr>
-            <w:tcW w:type="dxa" w:w="2600"/>
-            <w:tcMar>
-              <w:top w:type="dxa" w:w="80"/>
-              <w:left w:type="dxa" w:w="100"/>
-              <w:bottom w:type="dxa" w:w="80"/>
-              <w:right w:type="dxa" w:w="100"/>
-            </w:tcMar>
-          </w:tcPr>
-          <w:p>
-            <w:r>
-              <w:rPr>
-                <w:rFonts w:ascii="Calibri" w:cs="Calibri" w:eastAsia="Calibri" w:hAnsi="Calibri"/>
-                <w:b w:val="false"/>
-                <w:bCs w:val="false"/>
-                <w:color w:val="111111"/>
-                <w:sz w:val="19"/>
-                <w:szCs w:val="19"/>
-              </w:rPr>
-              <w:t xml:space="preserve">GetDraft()</w:t>
-            </w:r>
-          </w:p>
-        </w:tc>
-        <w:tc>
-          <w:tcPr>
-            <w:tcW w:type="dxa" w:w="6800"/>
-            <w:tcMar>
-              <w:top w:type="dxa" w:w="80"/>
-              <w:left w:type="dxa" w:w="100"/>
-              <w:bottom w:type="dxa" w:w="80"/>
-              <w:right w:type="dxa" w:w="100"/>
-            </w:tcMar>
-          </w:tcPr>
-          <w:p>
-            <w:r>
-              <w:rPr>
-                <w:rFonts w:ascii="Calibri" w:cs="Calibri" w:eastAsia="Calibri" w:hAnsi="Calibri"/>
-                <w:b w:val="false"/>
-                <w:bCs w:val="false"/>
-                <w:color w:val="111111"/>
-                <w:sz w:val="19"/>
-                <w:szCs w:val="19"/>
-              </w:rPr>
-              <w:t xml:space="preserve">первая услуга со статусом draft (для страницы «Добавление»)</w:t>
+            <w:tcW w:type="dxa" w:w="3000"/>
+            <w:tcMar>
+              <w:top w:type="dxa" w:w="80"/>
+              <w:left w:type="dxa" w:w="100"/>
+              <w:bottom w:type="dxa" w:w="80"/>
+              <w:right w:type="dxa" w:w="100"/>
+            </w:tcMar>
+          </w:tcPr>
+          <w:p>
+            <w:r>
+              <w:rPr>
+                <w:rFonts w:ascii="Calibri" w:cs="Calibri" w:eastAsia="Calibri" w:hAnsi="Calibri"/>
+                <w:b w:val="false"/>
+                <w:bCs w:val="false"/>
+                <w:color w:val="111111"/>
+                <w:sz w:val="19"/>
+                <w:szCs w:val="19"/>
+              </w:rPr>
+              <w:t xml:space="preserve">FirstImportCategoryID()</w:t>
+            </w:r>
+          </w:p>
+        </w:tc>
+        <w:tc>
+          <w:tcPr>
+            <w:tcW w:type="dxa" w:w="6400"/>
+            <w:tcMar>
+              <w:top w:type="dxa" w:w="80"/>
+              <w:left w:type="dxa" w:w="100"/>
+              <w:bottom w:type="dxa" w:w="80"/>
+              <w:right w:type="dxa" w:w="100"/>
+            </w:tcMar>
+          </w:tcPr>
+          <w:p>
+            <w:r>
+              <w:rPr>
+                <w:rFonts w:ascii="Calibri" w:cs="Calibri" w:eastAsia="Calibri" w:hAnsi="Calibri"/>
+                <w:b w:val="false"/>
+                <w:bCs w:val="false"/>
+                <w:color w:val="111111"/>
+                <w:sz w:val="19"/>
+                <w:szCs w:val="19"/>
+              </w:rPr>
+              <w:t xml:space="preserve">ID первой карточки — на неё редиректит /</w:t>
             </w:r>
           </w:p>
         </w:tc>
@@ -1041,49 +978,49 @@
       <w:tr>
         <w:tc>
           <w:tcPr>
-            <w:tcW w:type="dxa" w:w="2600"/>
-            <w:tcMar>
-              <w:top w:type="dxa" w:w="80"/>
-              <w:left w:type="dxa" w:w="100"/>
-              <w:bottom w:type="dxa" w:w="80"/>
-              <w:right w:type="dxa" w:w="100"/>
-            </w:tcMar>
-          </w:tcPr>
-          <w:p>
-            <w:r>
-              <w:rPr>
-                <w:rFonts w:ascii="Calibri" w:cs="Calibri" w:eastAsia="Calibri" w:hAnsi="Calibri"/>
-                <w:b w:val="false"/>
-                <w:bCs w:val="false"/>
-                <w:color w:val="111111"/>
-                <w:sz w:val="19"/>
-                <w:szCs w:val="19"/>
-              </w:rPr>
-              <w:t xml:space="preserve">FirstPublishedID()</w:t>
-            </w:r>
-          </w:p>
-        </w:tc>
-        <w:tc>
-          <w:tcPr>
-            <w:tcW w:type="dxa" w:w="6800"/>
-            <w:tcMar>
-              <w:top w:type="dxa" w:w="80"/>
-              <w:left w:type="dxa" w:w="100"/>
-              <w:bottom w:type="dxa" w:w="80"/>
-              <w:right w:type="dxa" w:w="100"/>
-            </w:tcMar>
-          </w:tcPr>
-          <w:p>
-            <w:r>
-              <w:rPr>
-                <w:rFonts w:ascii="Calibri" w:cs="Calibri" w:eastAsia="Calibri" w:hAnsi="Calibri"/>
-                <w:b w:val="false"/>
-                <w:bCs w:val="false"/>
-                <w:color w:val="111111"/>
-                <w:sz w:val="19"/>
-                <w:szCs w:val="19"/>
-              </w:rPr>
-              <w:t xml:space="preserve">ID первой карточки — на неё редиректит /</w:t>
+            <w:tcW w:type="dxa" w:w="3000"/>
+            <w:tcMar>
+              <w:top w:type="dxa" w:w="80"/>
+              <w:left w:type="dxa" w:w="100"/>
+              <w:bottom w:type="dxa" w:w="80"/>
+              <w:right w:type="dxa" w:w="100"/>
+            </w:tcMar>
+          </w:tcPr>
+          <w:p>
+            <w:r>
+              <w:rPr>
+                <w:rFonts w:ascii="Calibri" w:cs="Calibri" w:eastAsia="Calibri" w:hAnsi="Calibri"/>
+                <w:b w:val="false"/>
+                <w:bCs w:val="false"/>
+                <w:color w:val="111111"/>
+                <w:sz w:val="19"/>
+                <w:szCs w:val="19"/>
+              </w:rPr>
+              <w:t xml:space="preserve">NextImportCategoryID(id)</w:t>
+            </w:r>
+          </w:p>
+        </w:tc>
+        <w:tc>
+          <w:tcPr>
+            <w:tcW w:type="dxa" w:w="6400"/>
+            <w:tcMar>
+              <w:top w:type="dxa" w:w="80"/>
+              <w:left w:type="dxa" w:w="100"/>
+              <w:bottom w:type="dxa" w:w="80"/>
+              <w:right w:type="dxa" w:w="100"/>
+            </w:tcMar>
+          </w:tcPr>
+          <w:p>
+            <w:r>
+              <w:rPr>
+                <w:rFonts w:ascii="Calibri" w:cs="Calibri" w:eastAsia="Calibri" w:hAnsi="Calibri"/>
+                <w:b w:val="false"/>
+                <w:bCs w:val="false"/>
+                <w:color w:val="111111"/>
+                <w:sz w:val="19"/>
+                <w:szCs w:val="19"/>
+              </w:rPr>
+              <w:t xml:space="preserve">ID следующей карточки по кругу — иконка «следующий» в ленте</w:t>
             </w:r>
           </w:p>
         </w:tc>
@@ -1091,49 +1028,49 @@
       <w:tr>
         <w:tc>
           <w:tcPr>
-            <w:tcW w:type="dxa" w:w="2600"/>
-            <w:tcMar>
-              <w:top w:type="dxa" w:w="80"/>
-              <w:left w:type="dxa" w:w="100"/>
-              <w:bottom w:type="dxa" w:w="80"/>
-              <w:right w:type="dxa" w:w="100"/>
-            </w:tcMar>
-          </w:tcPr>
-          <w:p>
-            <w:r>
-              <w:rPr>
-                <w:rFonts w:ascii="Calibri" w:cs="Calibri" w:eastAsia="Calibri" w:hAnsi="Calibri"/>
-                <w:b w:val="false"/>
-                <w:bCs w:val="false"/>
-                <w:color w:val="111111"/>
-                <w:sz w:val="19"/>
-                <w:szCs w:val="19"/>
-              </w:rPr>
-              <w:t xml:space="preserve">NextID(id)</w:t>
-            </w:r>
-          </w:p>
-        </w:tc>
-        <w:tc>
-          <w:tcPr>
-            <w:tcW w:type="dxa" w:w="6800"/>
-            <w:tcMar>
-              <w:top w:type="dxa" w:w="80"/>
-              <w:left w:type="dxa" w:w="100"/>
-              <w:bottom w:type="dxa" w:w="80"/>
-              <w:right w:type="dxa" w:w="100"/>
-            </w:tcMar>
-          </w:tcPr>
-          <w:p>
-            <w:r>
-              <w:rPr>
-                <w:rFonts w:ascii="Calibri" w:cs="Calibri" w:eastAsia="Calibri" w:hAnsi="Calibri"/>
-                <w:b w:val="false"/>
-                <w:bCs w:val="false"/>
-                <w:color w:val="111111"/>
-                <w:sz w:val="19"/>
-                <w:szCs w:val="19"/>
-              </w:rPr>
-              <w:t xml:space="preserve">ID следующей карточки по кругу (кнопка «Следующий» в ленте)</w:t>
+            <w:tcW w:type="dxa" w:w="3000"/>
+            <w:tcMar>
+              <w:top w:type="dxa" w:w="80"/>
+              <w:left w:type="dxa" w:w="100"/>
+              <w:bottom w:type="dxa" w:w="80"/>
+              <w:right w:type="dxa" w:w="100"/>
+            </w:tcMar>
+          </w:tcPr>
+          <w:p>
+            <w:r>
+              <w:rPr>
+                <w:rFonts w:ascii="Calibri" w:cs="Calibri" w:eastAsia="Calibri" w:hAnsi="Calibri"/>
+                <w:b w:val="false"/>
+                <w:bCs w:val="false"/>
+                <w:color w:val="111111"/>
+                <w:sz w:val="19"/>
+                <w:szCs w:val="19"/>
+              </w:rPr>
+              <w:t xml:space="preserve">Position(id)</w:t>
+            </w:r>
+          </w:p>
+        </w:tc>
+        <w:tc>
+          <w:tcPr>
+            <w:tcW w:type="dxa" w:w="6400"/>
+            <w:tcMar>
+              <w:top w:type="dxa" w:w="80"/>
+              <w:left w:type="dxa" w:w="100"/>
+              <w:bottom w:type="dxa" w:w="80"/>
+              <w:right w:type="dxa" w:w="100"/>
+            </w:tcMar>
+          </w:tcPr>
+          <w:p>
+            <w:r>
+              <w:rPr>
+                <w:rFonts w:ascii="Calibri" w:cs="Calibri" w:eastAsia="Calibri" w:hAnsi="Calibri"/>
+                <w:b w:val="false"/>
+                <w:bCs w:val="false"/>
+                <w:color w:val="111111"/>
+                <w:sz w:val="19"/>
+                <w:szCs w:val="19"/>
+              </w:rPr>
+              <w:t xml:space="preserve">номер карточки и общее число — счётчик «3 / 15»</w:t>
             </w:r>
           </w:p>
         </w:tc>
@@ -1141,49 +1078,49 @@
       <w:tr>
         <w:tc>
           <w:tcPr>
-            <w:tcW w:type="dxa" w:w="2600"/>
-            <w:tcMar>
-              <w:top w:type="dxa" w:w="80"/>
-              <w:left w:type="dxa" w:w="100"/>
-              <w:bottom w:type="dxa" w:w="80"/>
-              <w:right w:type="dxa" w:w="100"/>
-            </w:tcMar>
-          </w:tcPr>
-          <w:p>
-            <w:r>
-              <w:rPr>
-                <w:rFonts w:ascii="Calibri" w:cs="Calibri" w:eastAsia="Calibri" w:hAnsi="Calibri"/>
-                <w:b w:val="false"/>
-                <w:bCs w:val="false"/>
-                <w:color w:val="111111"/>
-                <w:sz w:val="19"/>
-                <w:szCs w:val="19"/>
-              </w:rPr>
-              <w:t xml:space="preserve">Position(id)</w:t>
-            </w:r>
-          </w:p>
-        </w:tc>
-        <w:tc>
-          <w:tcPr>
-            <w:tcW w:type="dxa" w:w="6800"/>
-            <w:tcMar>
-              <w:top w:type="dxa" w:w="80"/>
-              <w:left w:type="dxa" w:w="100"/>
-              <w:bottom w:type="dxa" w:w="80"/>
-              <w:right w:type="dxa" w:w="100"/>
-            </w:tcMar>
-          </w:tcPr>
-          <w:p>
-            <w:r>
-              <w:rPr>
-                <w:rFonts w:ascii="Calibri" w:cs="Calibri" w:eastAsia="Calibri" w:hAnsi="Calibri"/>
-                <w:b w:val="false"/>
-                <w:bCs w:val="false"/>
-                <w:color w:val="111111"/>
-                <w:sz w:val="19"/>
-                <w:szCs w:val="19"/>
-              </w:rPr>
-              <w:t xml:space="preserve">номер карточки и общее число — счётчик «3 / 14» в ленте</w:t>
+            <w:tcW w:type="dxa" w:w="3000"/>
+            <w:tcMar>
+              <w:top w:type="dxa" w:w="80"/>
+              <w:left w:type="dxa" w:w="100"/>
+              <w:bottom w:type="dxa" w:w="80"/>
+              <w:right w:type="dxa" w:w="100"/>
+            </w:tcMar>
+          </w:tcPr>
+          <w:p>
+            <w:r>
+              <w:rPr>
+                <w:rFonts w:ascii="Calibri" w:cs="Calibri" w:eastAsia="Calibri" w:hAnsi="Calibri"/>
+                <w:b w:val="false"/>
+                <w:bCs w:val="false"/>
+                <w:color w:val="111111"/>
+                <w:sz w:val="19"/>
+                <w:szCs w:val="19"/>
+              </w:rPr>
+              <w:t xml:space="preserve">TotalFinds()</w:t>
+            </w:r>
+          </w:p>
+        </w:tc>
+        <w:tc>
+          <w:tcPr>
+            <w:tcW w:type="dxa" w:w="6400"/>
+            <w:tcMar>
+              <w:top w:type="dxa" w:w="80"/>
+              <w:left w:type="dxa" w:w="100"/>
+              <w:bottom w:type="dxa" w:w="80"/>
+              <w:right w:type="dxa" w:w="100"/>
+            </w:tcMar>
+          </w:tcPr>
+          <w:p>
+            <w:r>
+              <w:rPr>
+                <w:rFonts w:ascii="Calibri" w:cs="Calibri" w:eastAsia="Calibri" w:hAnsi="Calibri"/>
+                <w:b w:val="false"/>
+                <w:bCs w:val="false"/>
+                <w:color w:val="111111"/>
+                <w:sz w:val="19"/>
+                <w:szCs w:val="19"/>
+              </w:rPr>
+              <w:t xml:space="preserve">сумма FindsCount по действующим категориям</w:t>
             </w:r>
           </w:p>
         </w:tc>
@@ -1191,49 +1128,49 @@
       <w:tr>
         <w:tc>
           <w:tcPr>
-            <w:tcW w:type="dxa" w:w="2600"/>
-            <w:tcMar>
-              <w:top w:type="dxa" w:w="80"/>
-              <w:left w:type="dxa" w:w="100"/>
-              <w:bottom w:type="dxa" w:w="80"/>
-              <w:right w:type="dxa" w:w="100"/>
-            </w:tcMar>
-          </w:tcPr>
-          <w:p>
-            <w:r>
-              <w:rPr>
-                <w:rFonts w:ascii="Calibri" w:cs="Calibri" w:eastAsia="Calibri" w:hAnsi="Calibri"/>
-                <w:b w:val="false"/>
-                <w:bCs w:val="false"/>
-                <w:color w:val="111111"/>
-                <w:sz w:val="19"/>
-                <w:szCs w:val="19"/>
-              </w:rPr>
-              <w:t xml:space="preserve">TotalFinds()</w:t>
-            </w:r>
-          </w:p>
-        </w:tc>
-        <w:tc>
-          <w:tcPr>
-            <w:tcW w:type="dxa" w:w="6800"/>
-            <w:tcMar>
-              <w:top w:type="dxa" w:w="80"/>
-              <w:left w:type="dxa" w:w="100"/>
-              <w:bottom w:type="dxa" w:w="80"/>
-              <w:right w:type="dxa" w:w="100"/>
-            </w:tcMar>
-          </w:tcPr>
-          <w:p>
-            <w:r>
-              <w:rPr>
-                <w:rFonts w:ascii="Calibri" w:cs="Calibri" w:eastAsia="Calibri" w:hAnsi="Calibri"/>
-                <w:b w:val="false"/>
-                <w:bCs w:val="false"/>
-                <w:color w:val="111111"/>
-                <w:sz w:val="19"/>
-                <w:szCs w:val="19"/>
-              </w:rPr>
-              <w:t xml:space="preserve">сумма FindsCount по всем опубликованным — общая масса находок</w:t>
+            <w:tcW w:type="dxa" w:w="3000"/>
+            <w:tcMar>
+              <w:top w:type="dxa" w:w="80"/>
+              <w:left w:type="dxa" w:w="100"/>
+              <w:bottom w:type="dxa" w:w="80"/>
+              <w:right w:type="dxa" w:w="100"/>
+            </w:tcMar>
+          </w:tcPr>
+          <w:p>
+            <w:r>
+              <w:rPr>
+                <w:rFonts w:ascii="Calibri" w:cs="Calibri" w:eastAsia="Calibri" w:hAnsi="Calibri"/>
+                <w:b w:val="false"/>
+                <w:bCs w:val="false"/>
+                <w:color w:val="111111"/>
+                <w:sz w:val="19"/>
+                <w:szCs w:val="19"/>
+              </w:rPr>
+              <w:t xml:space="preserve">RegionShares()</w:t>
+            </w:r>
+          </w:p>
+        </w:tc>
+        <w:tc>
+          <w:tcPr>
+            <w:tcW w:type="dxa" w:w="6400"/>
+            <w:tcMar>
+              <w:top w:type="dxa" w:w="80"/>
+              <w:left w:type="dxa" w:w="100"/>
+              <w:bottom w:type="dxa" w:w="80"/>
+              <w:right w:type="dxa" w:w="100"/>
+            </w:tcMar>
+          </w:tcPr>
+          <w:p>
+            <w:r>
+              <w:rPr>
+                <w:rFonts w:ascii="Calibri" w:cs="Calibri" w:eastAsia="Calibri" w:hAnsi="Calibri"/>
+                <w:b w:val="false"/>
+                <w:bCs w:val="false"/>
+                <w:color w:val="111111"/>
+                <w:sz w:val="19"/>
+                <w:szCs w:val="19"/>
+              </w:rPr>
+              <w:t xml:space="preserve">группирует по Region, суммирует находки, делит на общую массу — задел под «заявку» ЛР3</w:t>
             </w:r>
           </w:p>
         </w:tc>
@@ -1241,49 +1178,49 @@
       <w:tr>
         <w:tc>
           <w:tcPr>
-            <w:tcW w:type="dxa" w:w="2600"/>
-            <w:tcMar>
-              <w:top w:type="dxa" w:w="80"/>
-              <w:left w:type="dxa" w:w="100"/>
-              <w:bottom w:type="dxa" w:w="80"/>
-              <w:right w:type="dxa" w:w="100"/>
-            </w:tcMar>
-          </w:tcPr>
-          <w:p>
-            <w:r>
-              <w:rPr>
-                <w:rFonts w:ascii="Calibri" w:cs="Calibri" w:eastAsia="Calibri" w:hAnsi="Calibri"/>
-                <w:b w:val="false"/>
-                <w:bCs w:val="false"/>
-                <w:color w:val="111111"/>
-                <w:sz w:val="19"/>
-                <w:szCs w:val="19"/>
-              </w:rPr>
-              <w:t xml:space="preserve">RegionShares()</w:t>
-            </w:r>
-          </w:p>
-        </w:tc>
-        <w:tc>
-          <w:tcPr>
-            <w:tcW w:type="dxa" w:w="6800"/>
-            <w:tcMar>
-              <w:top w:type="dxa" w:w="80"/>
-              <w:left w:type="dxa" w:w="100"/>
-              <w:bottom w:type="dxa" w:w="80"/>
-              <w:right w:type="dxa" w:w="100"/>
-            </w:tcMar>
-          </w:tcPr>
-          <w:p>
-            <w:r>
-              <w:rPr>
-                <w:rFonts w:ascii="Calibri" w:cs="Calibri" w:eastAsia="Calibri" w:hAnsi="Calibri"/>
-                <w:b w:val="false"/>
-                <w:bCs w:val="false"/>
-                <w:color w:val="111111"/>
-                <w:sz w:val="19"/>
-                <w:szCs w:val="19"/>
-              </w:rPr>
-              <w:t xml:space="preserve">группирует опубликованные категории по Region, суммирует находки, делит на TotalFinds() — задел под «заявку» ЛР3</w:t>
+            <w:tcW w:type="dxa" w:w="3000"/>
+            <w:tcMar>
+              <w:top w:type="dxa" w:w="80"/>
+              <w:left w:type="dxa" w:w="100"/>
+              <w:bottom w:type="dxa" w:w="80"/>
+              <w:right w:type="dxa" w:w="100"/>
+            </w:tcMar>
+          </w:tcPr>
+          <w:p>
+            <w:r>
+              <w:rPr>
+                <w:rFonts w:ascii="Calibri" w:cs="Calibri" w:eastAsia="Calibri" w:hAnsi="Calibri"/>
+                <w:b w:val="false"/>
+                <w:bCs w:val="false"/>
+                <w:color w:val="111111"/>
+                <w:sz w:val="19"/>
+                <w:szCs w:val="19"/>
+              </w:rPr>
+              <w:t xml:space="preserve">MaxRegionPercent()</w:t>
+            </w:r>
+          </w:p>
+        </w:tc>
+        <w:tc>
+          <w:tcPr>
+            <w:tcW w:type="dxa" w:w="6400"/>
+            <w:tcMar>
+              <w:top w:type="dxa" w:w="80"/>
+              <w:left w:type="dxa" w:w="100"/>
+              <w:bottom w:type="dxa" w:w="80"/>
+              <w:right w:type="dxa" w:w="100"/>
+            </w:tcMar>
+          </w:tcPr>
+          <w:p>
+            <w:r>
+              <w:rPr>
+                <w:rFonts w:ascii="Calibri" w:cs="Calibri" w:eastAsia="Calibri" w:hAnsi="Calibri"/>
+                <w:b w:val="false"/>
+                <w:bCs w:val="false"/>
+                <w:color w:val="111111"/>
+                <w:sz w:val="19"/>
+                <w:szCs w:val="19"/>
+              </w:rPr>
+              <w:t xml:space="preserve">максимальная доля — нормирует ширину полос диаграммы</w:t>
             </w:r>
           </w:p>
         </w:tc>
@@ -1291,49 +1228,49 @@
       <w:tr>
         <w:tc>
           <w:tcPr>
-            <w:tcW w:type="dxa" w:w="2600"/>
-            <w:tcMar>
-              <w:top w:type="dxa" w:w="80"/>
-              <w:left w:type="dxa" w:w="100"/>
-              <w:bottom w:type="dxa" w:w="80"/>
-              <w:right w:type="dxa" w:w="100"/>
-            </w:tcMar>
-          </w:tcPr>
-          <w:p>
-            <w:r>
-              <w:rPr>
-                <w:rFonts w:ascii="Calibri" w:cs="Calibri" w:eastAsia="Calibri" w:hAnsi="Calibri"/>
-                <w:b w:val="false"/>
-                <w:bCs w:val="false"/>
-                <w:color w:val="111111"/>
-                <w:sz w:val="19"/>
-                <w:szCs w:val="19"/>
-              </w:rPr>
-              <w:t xml:space="preserve">MaxRegionPercent()</w:t>
-            </w:r>
-          </w:p>
-        </w:tc>
-        <w:tc>
-          <w:tcPr>
-            <w:tcW w:type="dxa" w:w="6800"/>
-            <w:tcMar>
-              <w:top w:type="dxa" w:w="80"/>
-              <w:left w:type="dxa" w:w="100"/>
-              <w:bottom w:type="dxa" w:w="80"/>
-              <w:right w:type="dxa" w:w="100"/>
-            </w:tcMar>
-          </w:tcPr>
-          <w:p>
-            <w:r>
-              <w:rPr>
-                <w:rFonts w:ascii="Calibri" w:cs="Calibri" w:eastAsia="Calibri" w:hAnsi="Calibri"/>
-                <w:b w:val="false"/>
-                <w:bCs w:val="false"/>
-                <w:color w:val="111111"/>
-                <w:sz w:val="19"/>
-                <w:szCs w:val="19"/>
-              </w:rPr>
-              <w:t xml:space="preserve">максимальная доля — нормирует ширину полос диаграммы</w:t>
+            <w:tcW w:type="dxa" w:w="3000"/>
+            <w:tcMar>
+              <w:top w:type="dxa" w:w="80"/>
+              <w:left w:type="dxa" w:w="100"/>
+              <w:bottom w:type="dxa" w:w="80"/>
+              <w:right w:type="dxa" w:w="100"/>
+            </w:tcMar>
+          </w:tcPr>
+          <w:p>
+            <w:r>
+              <w:rPr>
+                <w:rFonts w:ascii="Calibri" w:cs="Calibri" w:eastAsia="Calibri" w:hAnsi="Calibri"/>
+                <w:b w:val="false"/>
+                <w:bCs w:val="false"/>
+                <w:color w:val="111111"/>
+                <w:sz w:val="19"/>
+                <w:szCs w:val="19"/>
+              </w:rPr>
+              <w:t xml:space="preserve">ShareOf(c)</w:t>
+            </w:r>
+          </w:p>
+        </w:tc>
+        <w:tc>
+          <w:tcPr>
+            <w:tcW w:type="dxa" w:w="6400"/>
+            <w:tcMar>
+              <w:top w:type="dxa" w:w="80"/>
+              <w:left w:type="dxa" w:w="100"/>
+              <w:bottom w:type="dxa" w:w="80"/>
+              <w:right w:type="dxa" w:w="100"/>
+            </w:tcMar>
+          </w:tcPr>
+          <w:p>
+            <w:r>
+              <w:rPr>
+                <w:rFonts w:ascii="Calibri" w:cs="Calibri" w:eastAsia="Calibri" w:hAnsi="Calibri"/>
+                <w:b w:val="false"/>
+                <w:bCs w:val="false"/>
+                <w:color w:val="111111"/>
+                <w:sz w:val="19"/>
+                <w:szCs w:val="19"/>
+              </w:rPr>
+              <w:t xml:space="preserve">доля конкретной категории — «Доля» в правом рельсе ленты</w:t>
             </w:r>
           </w:p>
         </w:tc>
@@ -1341,57 +1278,7 @@
       <w:tr>
         <w:tc>
           <w:tcPr>
-            <w:tcW w:type="dxa" w:w="2600"/>
-            <w:tcMar>
-              <w:top w:type="dxa" w:w="80"/>
-              <w:left w:type="dxa" w:w="100"/>
-              <w:bottom w:type="dxa" w:w="80"/>
-              <w:right w:type="dxa" w:w="100"/>
-            </w:tcMar>
-          </w:tcPr>
-          <w:p>
-            <w:r>
-              <w:rPr>
-                <w:rFonts w:ascii="Calibri" w:cs="Calibri" w:eastAsia="Calibri" w:hAnsi="Calibri"/>
-                <w:b w:val="false"/>
-                <w:bCs w:val="false"/>
-                <w:color w:val="111111"/>
-                <w:sz w:val="19"/>
-                <w:szCs w:val="19"/>
-              </w:rPr>
-              <w:t xml:space="preserve">ShareOf(c)</w:t>
-            </w:r>
-          </w:p>
-        </w:tc>
-        <w:tc>
-          <w:tcPr>
-            <w:tcW w:type="dxa" w:w="6800"/>
-            <w:tcMar>
-              <w:top w:type="dxa" w:w="80"/>
-              <w:left w:type="dxa" w:w="100"/>
-              <w:bottom w:type="dxa" w:w="80"/>
-              <w:right w:type="dxa" w:w="100"/>
-            </w:tcMar>
-          </w:tcPr>
-          <w:p>
-            <w:r>
-              <w:rPr>
-                <w:rFonts w:ascii="Calibri" w:cs="Calibri" w:eastAsia="Calibri" w:hAnsi="Calibri"/>
-                <w:b w:val="false"/>
-                <w:bCs w:val="false"/>
-                <w:color w:val="111111"/>
-                <w:sz w:val="19"/>
-                <w:szCs w:val="19"/>
-              </w:rPr>
-              <w:t xml:space="preserve">доля конкретной категории в общей массе — «Доля импорта» в ленте</w:t>
-            </w:r>
-          </w:p>
-        </w:tc>
-      </w:tr>
-      <w:tr>
-        <w:tc>
-          <w:tcPr>
-            <w:tcW w:type="dxa" w:w="2600"/>
+            <w:tcW w:type="dxa" w:w="3000"/>
             <w:tcMar>
               <w:top w:type="dxa" w:w="80"/>
               <w:left w:type="dxa" w:w="100"/>
@@ -1415,25 +1302,25 @@
         </w:tc>
         <w:tc>
           <w:tcPr>
-            <w:tcW w:type="dxa" w:w="6800"/>
-            <w:tcMar>
-              <w:top w:type="dxa" w:w="80"/>
-              <w:left w:type="dxa" w:w="100"/>
-              <w:bottom w:type="dxa" w:w="80"/>
-              <w:right w:type="dxa" w:w="100"/>
-            </w:tcMar>
-          </w:tcPr>
-          <w:p>
-            <w:r>
-              <w:rPr>
-                <w:rFonts w:ascii="Calibri" w:cs="Calibri" w:eastAsia="Calibri" w:hAnsi="Calibri"/>
-                <w:b w:val="false"/>
-                <w:bCs w:val="false"/>
-                <w:color w:val="111111"/>
-                <w:sz w:val="19"/>
-                <w:szCs w:val="19"/>
-              </w:rPr>
-              <w:t xml:space="preserve">уникальный список регионов для выпадающего списка в форме добавления</w:t>
+            <w:tcW w:type="dxa" w:w="6400"/>
+            <w:tcMar>
+              <w:top w:type="dxa" w:w="80"/>
+              <w:left w:type="dxa" w:w="100"/>
+              <w:bottom w:type="dxa" w:w="80"/>
+              <w:right w:type="dxa" w:w="100"/>
+            </w:tcMar>
+          </w:tcPr>
+          <w:p>
+            <w:r>
+              <w:rPr>
+                <w:rFonts w:ascii="Calibri" w:cs="Calibri" w:eastAsia="Calibri" w:hAnsi="Calibri"/>
+                <w:b w:val="false"/>
+                <w:bCs w:val="false"/>
+                <w:color w:val="111111"/>
+                <w:sz w:val="19"/>
+                <w:szCs w:val="19"/>
+              </w:rPr>
+              <w:t xml:space="preserve">уникальный список регионов для выпадающего списка формы</w:t>
             </w:r>
           </w:p>
         </w:tc>
@@ -1466,7 +1353,7 @@
           <w:i/>
           <w:iCs/>
         </w:rPr>
-        <w:t xml:space="preserve">Если препод спросит «где считается X» про любую цифру на экране — с вероятностью 90% ответ в этом файле.</w:t>
+        <w:t xml:space="preserve">Если спросят «где считается X» про любую цифру на экране — с вероятностью 90 % ответ в этом файле.</w:t>
       </w:r>
     </w:p>
     <w:p>
@@ -1484,7 +1371,7 @@
           <w:bCs/>
           <w:color w:val="1A1A1A"/>
         </w:rPr>
-        <w:t xml:space="preserve">7. internal/app/handler/handler.go (View)</w:t>
+        <w:t xml:space="preserve">7. internal/app/handler/import_categories.go (View)</w:t>
       </w:r>
     </w:p>
     <w:p>
@@ -1499,7 +1386,55 @@
           <w:i w:val="false"/>
           <w:iCs w:val="false"/>
         </w:rPr>
-        <w:t xml:space="preserve">Контроллеры — по одной функции на страницу, все тонкие: спросить у репозитория данные, передать в шаблон.</w:t>
+        <w:t xml:space="preserve">Контроллеры — по одной функции на страницу: спросить у репозитория данные, передать в шаблон.</w:t>
+      </w:r>
+    </w:p>
+    <w:p>
+      <w:pPr>
+        <w:shd w:fill="F2F1EC" w:val="clear"/>
+        <w:spacing w:after="0" w:line="260"/>
+        <w:ind w:left="200" w:right="200"/>
+      </w:pPr>
+      <w:r>
+        <w:rPr>
+          <w:rFonts w:ascii="Consolas" w:cs="Consolas" w:eastAsia="Consolas" w:hAnsi="Consolas"/>
+          <w:color w:val="222222"/>
+          <w:sz w:val="19"/>
+          <w:szCs w:val="19"/>
+        </w:rPr>
+        <w:t xml:space="preserve">router.GET("/import_categories", h.ImportCategoryList)          // GET №1</w:t>
+      </w:r>
+    </w:p>
+    <w:p>
+      <w:pPr>
+        <w:shd w:fill="F2F1EC" w:val="clear"/>
+        <w:spacing w:after="0" w:line="260"/>
+        <w:ind w:left="200" w:right="200"/>
+      </w:pPr>
+      <w:r>
+        <w:rPr>
+          <w:rFonts w:ascii="Consolas" w:cs="Consolas" w:eastAsia="Consolas" w:hAnsi="Consolas"/>
+          <w:color w:val="222222"/>
+          <w:sz w:val="19"/>
+          <w:szCs w:val="19"/>
+        </w:rPr>
+        <w:t xml:space="preserve">router.GET("/import_categories/add", h.ImportCategoryAdd)       // GET №2</w:t>
+      </w:r>
+    </w:p>
+    <w:p>
+      <w:pPr>
+        <w:shd w:fill="F2F1EC" w:val="clear"/>
+        <w:spacing w:after="160" w:line="260"/>
+        <w:ind w:left="200" w:right="200"/>
+      </w:pPr>
+      <w:r>
+        <w:rPr>
+          <w:rFonts w:ascii="Consolas" w:cs="Consolas" w:eastAsia="Consolas" w:hAnsi="Consolas"/>
+          <w:color w:val="222222"/>
+          <w:sz w:val="19"/>
+          <w:szCs w:val="19"/>
+        </w:rPr>
+        <w:t xml:space="preserve">router.GET("/import_categories/feed/:id", h.ImportCategoryFeed) // GET №3</w:t>
       </w:r>
     </w:p>
     <w:p>
@@ -1515,7 +1450,7 @@
         <w:rPr>
           <w:rFonts w:ascii="Calibri" w:cs="Calibri" w:eastAsia="Calibri" w:hAnsi="Calibri"/>
         </w:rPr>
-        <w:t xml:space="preserve">RegisterHandler(router) — таблица маршрутов: /, /feed, /feed/:id, /add, /catalog.</w:t>
+        <w:t xml:space="preserve">Index — редирект / на /import_categories/feed/{первый ID}.</w:t>
       </w:r>
     </w:p>
     <w:p>
@@ -1531,7 +1466,7 @@
         <w:rPr>
           <w:rFonts w:ascii="Calibri" w:cs="Calibri" w:eastAsia="Calibri" w:hAnsi="Calibri"/>
         </w:rPr>
-        <w:t xml:space="preserve">Index — редирект / на /feed/{FirstPublishedID}.</w:t>
+        <w:t xml:space="preserve">ImportCategoryFeed — парсит :id, при ошибке рендерит error.html с кодом 404; иначе собирает gin.H (категория, доля, позиция, следующий ID).</w:t>
       </w:r>
     </w:p>
     <w:p>
@@ -1547,7 +1482,7 @@
         <w:rPr>
           <w:rFonts w:ascii="Calibri" w:cs="Calibri" w:eastAsia="Calibri" w:hAnsi="Calibri"/>
         </w:rPr>
-        <w:t xml:space="preserve">FeedPage — парсит :id из URL (strconv.Atoi); если не число или услуга не найдена — рендерит error.html с 404; иначе собирает gin.H (категория, доля, позиция, следующий ID) и рендерит feed.html.</w:t>
+        <w:t xml:space="preserve">ImportCategoryAdd — отдаёт пустую форму, передаёт в неё список регионов.</w:t>
       </w:r>
     </w:p>
     <w:p>
@@ -1563,7 +1498,7 @@
         <w:rPr>
           <w:rFonts w:ascii="Calibri" w:cs="Calibri" w:eastAsia="Calibri" w:hAnsi="Calibri"/>
         </w:rPr>
-        <w:t xml:space="preserve">AddPage — берёт черновик через GetDraft(), рендерит add.html.</w:t>
+        <w:t xml:space="preserve">ImportCategoryList — читает ?date_start= через c.Query, разбирает time.Parse, зовёт Repository.ImportCategories и передаёт в шаблон вместе с долями регионов.</w:t>
       </w:r>
     </w:p>
     <w:p>
@@ -1579,7 +1514,25 @@
         <w:rPr>
           <w:rFonts w:ascii="Calibri" w:cs="Calibri" w:eastAsia="Calibri" w:hAnsi="Calibri"/>
         </w:rPr>
-        <w:t xml:space="preserve">CatalogPage — читает ?min_finds= из query string (c.Query("min_finds")), приводит к числу (если не задано/некорректно — 0), зовёт GetPublished(minFinds), передаёт в catalog.html вместе с RegionShares() для диаграммы.</w:t>
+        <w:t xml:space="preserve">renderNotFound — общая функция для 404.</w:t>
+      </w:r>
+    </w:p>
+    <w:p>
+      <w:pPr>
+        <w:pStyle w:val="Heading1"/>
+        <w:pBdr>
+          <w:bottom w:val="single" w:color="B8860B" w:sz="6"/>
+        </w:pBdr>
+        <w:spacing w:after="160" w:before="360"/>
+      </w:pPr>
+      <w:r>
+        <w:rPr>
+          <w:rFonts w:ascii="Calibri" w:cs="Calibri" w:eastAsia="Calibri" w:hAnsi="Calibri"/>
+          <w:b/>
+          <w:bCs/>
+          <w:color w:val="1A1A1A"/>
+        </w:rPr>
+        <w:t xml:space="preserve">8. templates/*.html (Template)</w:t>
       </w:r>
     </w:p>
     <w:p>
@@ -1595,25 +1548,7 @@
         <w:rPr>
           <w:rFonts w:ascii="Calibri" w:cs="Calibri" w:eastAsia="Calibri" w:hAnsi="Calibri"/>
         </w:rPr>
-        <w:t xml:space="preserve">renderNotFound — общая функция для 404.</w:t>
-      </w:r>
-    </w:p>
-    <w:p>
-      <w:pPr>
-        <w:pStyle w:val="Heading1"/>
-        <w:pBdr>
-          <w:bottom w:val="single" w:color="B8860B" w:sz="6"/>
-        </w:pBdr>
-        <w:spacing w:after="160" w:before="360"/>
-      </w:pPr>
-      <w:r>
-        <w:rPr>
-          <w:rFonts w:ascii="Calibri" w:cs="Calibri" w:eastAsia="Calibri" w:hAnsi="Calibri"/>
-          <w:b/>
-          <w:bCs/>
-          <w:color w:val="1A1A1A"/>
-        </w:rPr>
-        <w:t xml:space="preserve">8. templates/*.html (Template)</w:t>
+        <w:t xml:space="preserve">_partials.html — общие блоки head (мета-теги, CSS) и nav (нижняя панель вкладок; активная подсвечивается через {{if eq .Tab "..."}}).</w:t>
       </w:r>
     </w:p>
     <w:p>
@@ -1629,7 +1564,7 @@
         <w:rPr>
           <w:rFonts w:ascii="Calibri" w:cs="Calibri" w:eastAsia="Calibri" w:hAnsi="Calibri"/>
         </w:rPr>
-        <w:t xml:space="preserve">_partials.html — переиспользуемые куски: head (мета-теги, шрифты, подключение CSS) и nav (нижняя панель вкладок, активная подсвечивается через {{if eq .Tab "..."}}).</w:t>
+        <w:t xml:space="preserve">import_category.html — лента: видео на весь экран, правый рельс с параметрами и двумя иконками, описание в две строки, скрытый чекбокс #more и label «Ещё».</w:t>
       </w:r>
     </w:p>
     <w:p>
@@ -1645,7 +1580,7 @@
         <w:rPr>
           <w:rFonts w:ascii="Calibri" w:cs="Calibri" w:eastAsia="Calibri" w:hAnsi="Calibri"/>
         </w:rPr>
-        <w:t xml:space="preserve">feed.html — картинка на весь экран (img.feed__video), затемнение, шапка со счётчиком, инфо-блок (регион-пилюля, заголовок, центр производства, датировка, диагностика, статистика — находки / доля / лайки), кнопка «Следующий».</w:t>
+        <w:t xml:space="preserve">import_categories.html — плитка: диаграмма долей регионов, форма фильтра с input type=date и кнопкой, сетка карточек.</w:t>
       </w:r>
     </w:p>
     <w:p>
@@ -1661,7 +1596,7 @@
         <w:rPr>
           <w:rFonts w:ascii="Calibri" w:cs="Calibri" w:eastAsia="Calibri" w:hAnsi="Calibri"/>
         </w:rPr>
-        <w:t xml:space="preserve">add.html — форма с fieldset-блоками (изображение, видео, текст, параметры), предзаполненная данными черновика; method="get", реального сохранения нет (появится в ЛР3).</w:t>
+        <w:t xml:space="preserve">import_category_add.html — пустая форма: fieldset-блоки изображения, видео, описания и параметров (включая две даты календарями).</w:t>
       </w:r>
     </w:p>
     <w:p>
@@ -1677,23 +1612,7 @@
         <w:rPr>
           <w:rFonts w:ascii="Calibri" w:cs="Calibri" w:eastAsia="Calibri" w:hAnsi="Calibri"/>
         </w:rPr>
-        <w:t xml:space="preserve">catalog.html — сначала блок долей регионов (CSS-полосы, без JS), форма фильтра (input[name=min_finds], method="get"), затем сетка карточек (.grid) — картинка, тег региона, название, находки, лайки.</w:t>
-      </w:r>
-    </w:p>
-    <w:p>
-      <w:pPr>
-        <w:pStyle w:val="ListParagraph"/>
-        <w:numPr>
-          <w:ilvl w:val="0"/>
-          <w:numId w:val="1"/>
-        </w:numPr>
-        <w:spacing w:after="80" w:line="280"/>
-      </w:pPr>
-      <w:r>
-        <w:rPr>
-          <w:rFonts w:ascii="Calibri" w:cs="Calibri" w:eastAsia="Calibri" w:hAnsi="Calibri"/>
-        </w:rPr>
-        <w:t xml:space="preserve">error.html — простая страница 404 с сообщением.</w:t>
+        <w:t xml:space="preserve">error.html — страница 404.</w:t>
       </w:r>
     </w:p>
     <w:p>
@@ -1726,7 +1645,7 @@
           <w:i w:val="false"/>
           <w:iCs w:val="false"/>
         </w:rPr>
-        <w:t xml:space="preserve">app.css — общие переменные (--ink, --paper, --yellow, --sand, --muted, радиусы, --fast), шапка, кнопки, теги-пилюли, нижний таббар. feed.css, catalog.css, add.css — стили, специфичные для каждой страницы. Никакого JS нигде — hover и переходы только через CSS :hover и transition.</w:t>
+        <w:t xml:space="preserve">app.css — переменные (--ink, --paper, --yellow, --sand, --muted, радиусы, --fast), шапка, кнопки, пилюли, нижний таббар. По файлу на страницу: import_category.css (лента и правый рельс), import_categories.css (плитка и фильтр), import_category_add.css (форма). JavaScript не используется нигде: hover, переходы и раскрытие описания — только CSS.</w:t>
       </w:r>
     </w:p>
     <w:p>
@@ -1759,7 +1678,7 @@
           <w:i w:val="false"/>
           <w:iCs w:val="false"/>
         </w:rPr>
-        <w:t xml:space="preserve">Два сервиса: minio (само хранилище, порты 9000/9001) и minio-init (одноразовый контейнер на mc, который создаёт бакет rip-media, делает его публичным на чтение и заливает файлы из media/img и media/video).</w:t>
+        <w:t xml:space="preserve">Два сервиса: minio (хранилище, порты 9000/9001) и minio-init (одноразовый контейнер на mc, который создаёт бакет import-categories, открывает его на чтение и заливает файлы из media/img и media/video).</w:t>
       </w:r>
     </w:p>
     <w:p>
@@ -1777,7 +1696,7 @@
           <w:bCs/>
           <w:color w:val="1A1A1A"/>
         </w:rPr>
-        <w:t xml:space="preserve">11. Шпаргалка «где что искать» — если спросят внезапно</w:t>
+        <w:t xml:space="preserve">11. Шпаргалка «где что искать»</w:t>
       </w:r>
     </w:p>
     <w:tbl>
@@ -1896,7 +1815,7 @@
                 <w:sz w:val="19"/>
                 <w:szCs w:val="19"/>
               </w:rPr>
-              <w:t xml:space="preserve">ds/service.go, метод Likes() = len(c.LikedBy)</w:t>
+              <w:t xml:space="preserve">ds/import_category.go, метод Likes() = len(c.LikedBy)</w:t>
             </w:r>
           </w:p>
         </w:tc>
@@ -1922,7 +1841,7 @@
                 <w:sz w:val="19"/>
                 <w:szCs w:val="19"/>
               </w:rPr>
-              <w:t xml:space="preserve">Где фильтрация каталога</w:t>
+              <w:t xml:space="preserve">Где фильтрация по дате</w:t>
             </w:r>
           </w:p>
         </w:tc>
@@ -1946,7 +1865,7 @@
                 <w:sz w:val="19"/>
                 <w:szCs w:val="19"/>
               </w:rPr>
-              <w:t xml:space="preserve">repository.go, метод GetPublished(minFinds)</w:t>
+              <w:t xml:space="preserve">repository/import_categories.go, метод ImportCategories(notLaterThan)</w:t>
             </w:r>
           </w:p>
         </w:tc>
@@ -1972,7 +1891,7 @@
                 <w:sz w:val="19"/>
                 <w:szCs w:val="19"/>
               </w:rPr>
-              <w:t xml:space="preserve">Где формируются ссылки на картинки</w:t>
+              <w:t xml:space="preserve">Где обрабатывается параметр календаря</w:t>
             </w:r>
           </w:p>
         </w:tc>
@@ -1996,7 +1915,7 @@
                 <w:sz w:val="19"/>
                 <w:szCs w:val="19"/>
               </w:rPr>
-              <w:t xml:space="preserve">repository.go, функция New()</w:t>
+              <w:t xml:space="preserve">handler/import_categories.go, ImportCategoryList → c.Query("date_start")</w:t>
             </w:r>
           </w:p>
         </w:tc>
@@ -2022,7 +1941,7 @@
                 <w:sz w:val="19"/>
                 <w:szCs w:val="19"/>
               </w:rPr>
-              <w:t xml:space="preserve">Где считается доля импорта категории</w:t>
+              <w:t xml:space="preserve">Где формируются ссылки на медиа</w:t>
             </w:r>
           </w:p>
         </w:tc>
@@ -2046,7 +1965,7 @@
                 <w:sz w:val="19"/>
                 <w:szCs w:val="19"/>
               </w:rPr>
-              <w:t xml:space="preserve">repository.go, метод ShareOf()</w:t>
+              <w:t xml:space="preserve">repository/import_categories.go, функция New()</w:t>
             </w:r>
           </w:p>
         </w:tc>
@@ -2072,7 +1991,7 @@
                 <w:sz w:val="19"/>
                 <w:szCs w:val="19"/>
               </w:rPr>
-              <w:t xml:space="preserve">Где считается доля региона (задел ЛР3)</w:t>
+              <w:t xml:space="preserve">Где хранятся даты начала и конца</w:t>
             </w:r>
           </w:p>
         </w:tc>
@@ -2096,7 +2015,7 @@
                 <w:sz w:val="19"/>
                 <w:szCs w:val="19"/>
               </w:rPr>
-              <w:t xml:space="preserve">repository.go, метод RegionShares()</w:t>
+              <w:t xml:space="preserve">ds/import_category.go, поля DateStart и DateEnd; конструктор BCE()</w:t>
             </w:r>
           </w:p>
         </w:tc>
@@ -2122,7 +2041,7 @@
                 <w:sz w:val="19"/>
                 <w:szCs w:val="19"/>
               </w:rPr>
-              <w:t xml:space="preserve">Где обрабатывается конкретный URL</w:t>
+              <w:t xml:space="preserve">Где считается доля категории</w:t>
             </w:r>
           </w:p>
         </w:tc>
@@ -2146,7 +2065,7 @@
                 <w:sz w:val="19"/>
                 <w:szCs w:val="19"/>
               </w:rPr>
-              <w:t xml:space="preserve">handler.go, функция RegisterHandler()</w:t>
+              <w:t xml:space="preserve">repository/import_categories.go, метод ShareOf()</w:t>
             </w:r>
           </w:p>
         </w:tc>
@@ -2172,7 +2091,7 @@
                 <w:sz w:val="19"/>
                 <w:szCs w:val="19"/>
               </w:rPr>
-              <w:t xml:space="preserve">Где 404</w:t>
+              <w:t xml:space="preserve">Где считается доля региона (задел ЛР3)</w:t>
             </w:r>
           </w:p>
         </w:tc>
@@ -2196,7 +2115,7 @@
                 <w:sz w:val="19"/>
                 <w:szCs w:val="19"/>
               </w:rPr>
-              <w:t xml:space="preserve">handler.go, renderNotFound(); шаблон error.html</w:t>
+              <w:t xml:space="preserve">repository/import_categories.go, метод RegionShares()</w:t>
             </w:r>
           </w:p>
         </w:tc>
@@ -2222,7 +2141,7 @@
                 <w:sz w:val="19"/>
                 <w:szCs w:val="19"/>
               </w:rPr>
-              <w:t xml:space="preserve">Где сама коллекция услуг</w:t>
+              <w:t xml:space="preserve">Где обрабатывается конкретный URL</w:t>
             </w:r>
           </w:p>
         </w:tc>
@@ -2246,7 +2165,7 @@
                 <w:sz w:val="19"/>
                 <w:szCs w:val="19"/>
               </w:rPr>
-              <w:t xml:space="preserve">repository/data.go, переменная seed</w:t>
+              <w:t xml:space="preserve">handler/import_categories.go, функция RegisterHandler()</w:t>
             </w:r>
           </w:p>
         </w:tc>
@@ -2272,7 +2191,7 @@
                 <w:sz w:val="19"/>
                 <w:szCs w:val="19"/>
               </w:rPr>
-              <w:t xml:space="preserve">Где структура услуги</w:t>
+              <w:t xml:space="preserve">Где 404</w:t>
             </w:r>
           </w:p>
         </w:tc>
@@ -2296,7 +2215,7 @@
                 <w:sz w:val="19"/>
                 <w:szCs w:val="19"/>
               </w:rPr>
-              <w:t xml:space="preserve">ds/service.go, type ImportCategory struct</w:t>
+              <w:t xml:space="preserve">handler/import_categories.go, renderNotFound(); шаблон error.html</w:t>
             </w:r>
           </w:p>
         </w:tc>
@@ -2322,7 +2241,7 @@
                 <w:sz w:val="19"/>
                 <w:szCs w:val="19"/>
               </w:rPr>
-              <w:t xml:space="preserve">Где подключаются шаблоны и статика</w:t>
+              <w:t xml:space="preserve">Где сама коллекция услуг</w:t>
             </w:r>
           </w:p>
         </w:tc>
@@ -2346,7 +2265,7 @@
                 <w:sz w:val="19"/>
                 <w:szCs w:val="19"/>
               </w:rPr>
-              <w:t xml:space="preserve">api/server.go</w:t>
+              <w:t xml:space="preserve">repository/import_categories_data.go, переменная importCategories</w:t>
             </w:r>
           </w:p>
         </w:tc>
@@ -2372,7 +2291,7 @@
                 <w:sz w:val="19"/>
                 <w:szCs w:val="19"/>
               </w:rPr>
-              <w:t xml:space="preserve">Где считается общая масса находок</w:t>
+              <w:t xml:space="preserve">Где структура услуги</w:t>
             </w:r>
           </w:p>
         </w:tc>
@@ -2396,7 +2315,7 @@
                 <w:sz w:val="19"/>
                 <w:szCs w:val="19"/>
               </w:rPr>
-              <w:t xml:space="preserve">repository.go, метод TotalFinds()</w:t>
+              <w:t xml:space="preserve">ds/import_category.go, type ImportCategory struct</w:t>
             </w:r>
           </w:p>
         </w:tc>
@@ -2422,7 +2341,7 @@
                 <w:sz w:val="19"/>
                 <w:szCs w:val="19"/>
               </w:rPr>
-              <w:t xml:space="preserve">Где номер карточки в ленте («3 / 14»)</w:t>
+              <w:t xml:space="preserve">Где статусы</w:t>
             </w:r>
           </w:p>
         </w:tc>
@@ -2446,7 +2365,7 @@
                 <w:sz w:val="19"/>
                 <w:szCs w:val="19"/>
               </w:rPr>
-              <w:t xml:space="preserve">repository.go, метод Position(id)</w:t>
+              <w:t xml:space="preserve">ds/import_category.go, StatusActive и StatusDeleted</w:t>
             </w:r>
           </w:p>
         </w:tc>
@@ -2472,7 +2391,7 @@
                 <w:sz w:val="19"/>
                 <w:szCs w:val="19"/>
               </w:rPr>
-              <w:t xml:space="preserve">Где логика кнопки «Следующий»</w:t>
+              <w:t xml:space="preserve">Где раскрытие описания «Ещё»</w:t>
             </w:r>
           </w:p>
         </w:tc>
@@ -2496,7 +2415,157 @@
                 <w:sz w:val="19"/>
                 <w:szCs w:val="19"/>
               </w:rPr>
-              <w:t xml:space="preserve">repository.go, метод NextID(id)</w:t>
+              <w:t xml:space="preserve">templates/import_category.html (чекбокс #more) и import_category.css (:checked)</w:t>
+            </w:r>
+          </w:p>
+        </w:tc>
+      </w:tr>
+      <w:tr>
+        <w:tc>
+          <w:tcPr>
+            <w:tcW w:type="dxa" w:w="4200"/>
+            <w:tcMar>
+              <w:top w:type="dxa" w:w="80"/>
+              <w:left w:type="dxa" w:w="100"/>
+              <w:bottom w:type="dxa" w:w="80"/>
+              <w:right w:type="dxa" w:w="100"/>
+            </w:tcMar>
+          </w:tcPr>
+          <w:p>
+            <w:r>
+              <w:rPr>
+                <w:rFonts w:ascii="Calibri" w:cs="Calibri" w:eastAsia="Calibri" w:hAnsi="Calibri"/>
+                <w:b w:val="false"/>
+                <w:bCs w:val="false"/>
+                <w:color w:val="111111"/>
+                <w:sz w:val="19"/>
+                <w:szCs w:val="19"/>
+              </w:rPr>
+              <w:t xml:space="preserve">Где подключаются шаблоны и статика</w:t>
+            </w:r>
+          </w:p>
+        </w:tc>
+        <w:tc>
+          <w:tcPr>
+            <w:tcW w:type="dxa" w:w="5200"/>
+            <w:tcMar>
+              <w:top w:type="dxa" w:w="80"/>
+              <w:left w:type="dxa" w:w="100"/>
+              <w:bottom w:type="dxa" w:w="80"/>
+              <w:right w:type="dxa" w:w="100"/>
+            </w:tcMar>
+          </w:tcPr>
+          <w:p>
+            <w:r>
+              <w:rPr>
+                <w:rFonts w:ascii="Calibri" w:cs="Calibri" w:eastAsia="Calibri" w:hAnsi="Calibri"/>
+                <w:b w:val="false"/>
+                <w:bCs w:val="false"/>
+                <w:color w:val="111111"/>
+                <w:sz w:val="19"/>
+                <w:szCs w:val="19"/>
+              </w:rPr>
+              <w:t xml:space="preserve">api/server.go</w:t>
+            </w:r>
+          </w:p>
+        </w:tc>
+      </w:tr>
+      <w:tr>
+        <w:tc>
+          <w:tcPr>
+            <w:tcW w:type="dxa" w:w="4200"/>
+            <w:tcMar>
+              <w:top w:type="dxa" w:w="80"/>
+              <w:left w:type="dxa" w:w="100"/>
+              <w:bottom w:type="dxa" w:w="80"/>
+              <w:right w:type="dxa" w:w="100"/>
+            </w:tcMar>
+          </w:tcPr>
+          <w:p>
+            <w:r>
+              <w:rPr>
+                <w:rFonts w:ascii="Calibri" w:cs="Calibri" w:eastAsia="Calibri" w:hAnsi="Calibri"/>
+                <w:b w:val="false"/>
+                <w:bCs w:val="false"/>
+                <w:color w:val="111111"/>
+                <w:sz w:val="19"/>
+                <w:szCs w:val="19"/>
+              </w:rPr>
+              <w:t xml:space="preserve">Где номер карточки в ленте («3 / 15»)</w:t>
+            </w:r>
+          </w:p>
+        </w:tc>
+        <w:tc>
+          <w:tcPr>
+            <w:tcW w:type="dxa" w:w="5200"/>
+            <w:tcMar>
+              <w:top w:type="dxa" w:w="80"/>
+              <w:left w:type="dxa" w:w="100"/>
+              <w:bottom w:type="dxa" w:w="80"/>
+              <w:right w:type="dxa" w:w="100"/>
+            </w:tcMar>
+          </w:tcPr>
+          <w:p>
+            <w:r>
+              <w:rPr>
+                <w:rFonts w:ascii="Calibri" w:cs="Calibri" w:eastAsia="Calibri" w:hAnsi="Calibri"/>
+                <w:b w:val="false"/>
+                <w:bCs w:val="false"/>
+                <w:color w:val="111111"/>
+                <w:sz w:val="19"/>
+                <w:szCs w:val="19"/>
+              </w:rPr>
+              <w:t xml:space="preserve">repository/import_categories.go, метод Position(id)</w:t>
+            </w:r>
+          </w:p>
+        </w:tc>
+      </w:tr>
+      <w:tr>
+        <w:tc>
+          <w:tcPr>
+            <w:tcW w:type="dxa" w:w="4200"/>
+            <w:tcMar>
+              <w:top w:type="dxa" w:w="80"/>
+              <w:left w:type="dxa" w:w="100"/>
+              <w:bottom w:type="dxa" w:w="80"/>
+              <w:right w:type="dxa" w:w="100"/>
+            </w:tcMar>
+          </w:tcPr>
+          <w:p>
+            <w:r>
+              <w:rPr>
+                <w:rFonts w:ascii="Calibri" w:cs="Calibri" w:eastAsia="Calibri" w:hAnsi="Calibri"/>
+                <w:b w:val="false"/>
+                <w:bCs w:val="false"/>
+                <w:color w:val="111111"/>
+                <w:sz w:val="19"/>
+                <w:szCs w:val="19"/>
+              </w:rPr>
+              <w:t xml:space="preserve">Где логика иконки «следующий»</w:t>
+            </w:r>
+          </w:p>
+        </w:tc>
+        <w:tc>
+          <w:tcPr>
+            <w:tcW w:type="dxa" w:w="5200"/>
+            <w:tcMar>
+              <w:top w:type="dxa" w:w="80"/>
+              <w:left w:type="dxa" w:w="100"/>
+              <w:bottom w:type="dxa" w:w="80"/>
+              <w:right w:type="dxa" w:w="100"/>
+            </w:tcMar>
+          </w:tcPr>
+          <w:p>
+            <w:r>
+              <w:rPr>
+                <w:rFonts w:ascii="Calibri" w:cs="Calibri" w:eastAsia="Calibri" w:hAnsi="Calibri"/>
+                <w:b w:val="false"/>
+                <w:bCs w:val="false"/>
+                <w:color w:val="111111"/>
+                <w:sz w:val="19"/>
+                <w:szCs w:val="19"/>
+              </w:rPr>
+              <w:t xml:space="preserve">repository/import_categories.go, метод NextImportCategoryID(id)</w:t>
             </w:r>
           </w:p>
         </w:tc>
